--- a/tests/corpus_v2/docs/loan_0006.docx
+++ b/tests/corpus_v2/docs/loan_0006.docx
@@ -21,7 +21,13 @@
         <w:rPr>
           <w:b/>
         </w:rPr>
-        <w:t xml:space="preserve">№ 53/2025-А</w:t>
+        <w:t xml:space="preserve">№ </w:t>
+      </w:r>
+      <w:r>
+        <w:rPr>
+          <w:b/>
+        </w:rPr>
+        <w:t xml:space="preserve">4/16</w:t>
       </w:r>
     </w:p>
     <w:p/>
@@ -33,7 +39,7 @@
         <w:t xml:space="preserve">     </w:t>
       </w:r>
       <w:r>
-        <w:t xml:space="preserve">«10» января 2023 г.</w:t>
+        <w:t xml:space="preserve">10 января 2023 г.</w:t>
       </w:r>
     </w:p>
     <w:p/>
@@ -108,10 +114,10 @@
         <w:t xml:space="preserve">, именуемый в дальнейшем «Заёмщик»</w:t>
       </w:r>
       <w:r>
-        <w:t xml:space="preserve">, с другой стороны, совместно именуемые «Стороны», заключили настоящий </w:t>
-      </w:r>
-      <w:r>
-        <w:t xml:space="preserve">Договор № 65/2025-П</w:t>
+        <w:t xml:space="preserve">, с другой стороны, совместно именуемые «Стороны», заключили настоящий Договор № </w:t>
+      </w:r>
+      <w:r>
+        <w:t xml:space="preserve">65Ф-88013/12-371Д</w:t>
       </w:r>
       <w:r>
         <w:t xml:space="preserve"> (далее — Договор) о нижеследующем:</w:t>
@@ -153,7 +159,7 @@
         <w:t xml:space="preserve">Сумма займа: </w:t>
       </w:r>
       <w:r>
-        <w:t xml:space="preserve">10 000 ₽</w:t>
+        <w:t xml:space="preserve">цена Контракта составляет ______ рублей ______ копеек</w:t>
       </w:r>
       <w:r>
         <w:t xml:space="preserve">. Заём считается возвращённым в момент зачисления денежных средств на счёт Займодавца.</w:t>
@@ -167,7 +173,7 @@
         <w:t xml:space="preserve">Ставка за пользование займом: </w:t>
       </w:r>
       <w:r>
-        <w:t xml:space="preserve">15% годовых</w:t>
+        <w:t xml:space="preserve">5 (пять) процентов за каждый день просрочки</w:t>
       </w:r>
       <w:r>
         <w:t xml:space="preserve">.</w:t>
@@ -181,62 +187,74 @@
         <w:t xml:space="preserve">Выдача займа производится траншами; </w:t>
       </w:r>
       <w:r>
+        <w:t xml:space="preserve">график выдачи траншей</w:t>
+      </w:r>
+      <w:r>
+        <w:t xml:space="preserve"> согласуется Сторонами дополнительно.</w:t>
+      </w:r>
+    </w:p>
+    <w:p/>
+    <w:p>
+      <w:r>
+        <w:rPr>
+          <w:b/>
+        </w:rPr>
+        <w:t xml:space="preserve">2. ЦЕНА И ПОРЯДОК РАСЧЁТОВ</w:t>
+      </w:r>
+    </w:p>
+    <w:p>
+      <w:r>
+        <w:t xml:space="preserve">2.1. Общая цена Договора: </w:t>
+      </w:r>
+      <w:r>
+        <w:t xml:space="preserve">3740002,8 рубля</w:t>
+      </w:r>
+      <w:r>
+        <w:t xml:space="preserve">, включая НДС </w:t>
+      </w:r>
+      <w:r>
+        <w:t xml:space="preserve">20%</w:t>
+      </w:r>
+      <w:r>
+        <w:t xml:space="preserve"> в размере </w:t>
+      </w:r>
+      <w:r>
+        <w:t xml:space="preserve">6750000 (шесть миллионов семьсот пятьдесят тысяч) руб. 0 коп.</w:t>
+      </w:r>
+      <w:r>
+        <w:t xml:space="preserve">.</w:t>
+      </w:r>
+    </w:p>
+    <w:p>
+      <w:r>
+        <w:t xml:space="preserve">2.2. Налог: </w:t>
+      </w:r>
+      <w:r>
+        <w:t xml:space="preserve">0,1 (одной десятой) % за каждый день просрочки</w:t>
+      </w:r>
+      <w:r>
+        <w:t xml:space="preserve">.</w:t>
+      </w:r>
+    </w:p>
+    <w:p>
+      <w:r>
+        <w:t xml:space="preserve">2.3. Срок оплаты — </w:t>
+      </w:r>
+      <w:r>
+        <w:t xml:space="preserve">не позднее 03.02.2025</w:t>
+      </w:r>
+      <w:r>
+        <w:t xml:space="preserve">.</w:t>
+      </w:r>
+    </w:p>
+    <w:p>
+      <w:r>
+        <w:t xml:space="preserve">2.4. Порядок выборки: </w:t>
+      </w:r>
+      <w:r>
         <w:t xml:space="preserve">количество траншей</w:t>
       </w:r>
       <w:r>
-        <w:t xml:space="preserve"> согласуется Сторонами дополнительно.</w:t>
-      </w:r>
-    </w:p>
-    <w:p/>
-    <w:p>
-      <w:r>
-        <w:rPr>
-          <w:b/>
-        </w:rPr>
-        <w:t xml:space="preserve">2. ЦЕНА И ПОРЯДОК РАСЧЁТОВ</w:t>
-      </w:r>
-    </w:p>
-    <w:p>
-      <w:r>
-        <w:t xml:space="preserve">2.1. Общая цена Договора: </w:t>
-      </w:r>
-      <w:r>
-        <w:t xml:space="preserve">1 500 000 RUB</w:t>
-      </w:r>
-      <w:r>
-        <w:t xml:space="preserve">.</w:t>
-      </w:r>
-    </w:p>
-    <w:p>
-      <w:r>
-        <w:t xml:space="preserve">2.2. Налог: </w:t>
-      </w:r>
-      <w:r>
-        <w:t xml:space="preserve">не более 20% от цены договора</w:t>
-      </w:r>
-      <w:r>
-        <w:t xml:space="preserve">.</w:t>
-      </w:r>
-    </w:p>
-    <w:p>
-      <w:r>
-        <w:t xml:space="preserve">2.3. Срок оплаты — </w:t>
-      </w:r>
-      <w:r>
-        <w:t xml:space="preserve">90 дней с момента заключения контракта</w:t>
-      </w:r>
-      <w:r>
-        <w:t xml:space="preserve">.</w:t>
-      </w:r>
-    </w:p>
-    <w:p>
-      <w:r>
-        <w:t xml:space="preserve">2.4. Порядок выборки: </w:t>
-      </w:r>
-      <w:r>
-        <w:t xml:space="preserve">первый транш</w:t>
-      </w:r>
-      <w:r>
         <w:t xml:space="preserve"> определяется приложением к Договору.</w:t>
       </w:r>
     </w:p>
@@ -254,7 +272,7 @@
         <w:t xml:space="preserve">, артикул </w:t>
       </w:r>
       <w:r>
-        <w:t xml:space="preserve">RM-2058-25</w:t>
+        <w:t xml:space="preserve">RM-2540-48</w:t>
       </w:r>
       <w:r>
         <w:t xml:space="preserve">, код </w:t>
@@ -314,7 +332,10 @@
         <w:t xml:space="preserve">. Цена — </w:t>
       </w:r>
       <w:r>
-        <w:t xml:space="preserve">200 000 руб.</w:t>
+        <w:t xml:space="preserve">Три миллиона триста двадцать тысяч рублей 50 копеек</w:t>
+      </w:r>
+      <w:r>
+        <w:t xml:space="preserve">, НДС не облагается</w:t>
       </w:r>
       <w:r>
         <w:t xml:space="preserve">.</w:t>
@@ -334,7 +355,7 @@
         <w:t xml:space="preserve">3.1. Место исполнения обязательств: </w:t>
       </w:r>
       <w:r>
-        <w:t xml:space="preserve">190000, г. Санкт-Петербург, пер. Октябрьская, д. 60, кв. 152</w:t>
+        <w:t xml:space="preserve">101000, г. Москва, пер. Заречная, д. 24, кв. 33</w:t>
       </w:r>
       <w:r>
         <w:t xml:space="preserve">.</w:t>
@@ -351,7 +372,7 @@
         <w:t xml:space="preserve"> по телефону </w:t>
       </w:r>
       <w:r>
-        <w:t xml:space="preserve">+7 846 471 42 33</w:t>
+        <w:t xml:space="preserve">+78127148465</w:t>
       </w:r>
       <w:r>
         <w:t xml:space="preserve">.</w:t>
@@ -362,7 +383,7 @@
         <w:t xml:space="preserve">3.3. Срок исполнения обязательств — </w:t>
       </w:r>
       <w:r>
-        <w:t xml:space="preserve">10 рабочих дней с момента поступления денежных средств на расчетный счет</w:t>
+        <w:t xml:space="preserve">в течение пяти рабочих дней с даты подписания Сторонами акта сдачи-приемки оказанных услуг</w:t>
       </w:r>
       <w:r>
         <w:t xml:space="preserve">.</w:t>
@@ -393,13 +414,19 @@
         <w:t xml:space="preserve">Размер неустойки за нарушение сроков оплаты: </w:t>
       </w:r>
       <w:r>
-        <w:t xml:space="preserve">1/150 ключевой ставки ЦБ РФ</w:t>
+        <w:t xml:space="preserve">7 (семь) процентов годовых</w:t>
       </w:r>
       <w:r>
         <w:t xml:space="preserve">. Предельный размер ответственности: </w:t>
       </w:r>
       <w:r>
-        <w:t xml:space="preserve">НДС 22%</w:t>
+        <w:t xml:space="preserve">1/130 ключевой ставки ЦБ РФ от цены Договора</w:t>
+      </w:r>
+      <w:r>
+        <w:t xml:space="preserve">, но не более </w:t>
+      </w:r>
+      <w:r>
+        <w:t xml:space="preserve">5% от цены Договора</w:t>
       </w:r>
       <w:r>
         <w:t xml:space="preserve">.</w:t>
@@ -421,7 +448,7 @@
         <w:t xml:space="preserve">Сторона, для которой создалась невозможность исполнения, обязана уведомить другую Сторону. Срок уведомления — </w:t>
       </w:r>
       <w:r>
-        <w:t xml:space="preserve">14 рабочих дней</w:t>
+        <w:t xml:space="preserve">в течение 10 банковских дней с момента поступления денежных средств на расчетный счет</w:t>
       </w:r>
       <w:r>
         <w:t xml:space="preserve">.</w:t>
@@ -435,7 +462,7 @@
         <w:t xml:space="preserve">Все споры и разногласия решаются путём переговоров. Претензионный порядок обязателен, срок ответа на претензию — </w:t>
       </w:r>
       <w:r>
-        <w:t xml:space="preserve">не позднее 27.11.2025</w:t>
+        <w:t xml:space="preserve">в течение 10 (Десяти) календарных дней с момента заключения контракта</w:t>
       </w:r>
       <w:r>
         <w:t xml:space="preserve">.</w:t>
@@ -468,15 +495,65 @@
       </w:r>
     </w:p>
     <w:p/>
-    <w:p>
-      <w:r>
-        <w:rPr>
-          <w:b/>
-        </w:rPr>
-        <w:t xml:space="preserve">РЕКВИЗИТЫ И ПОДПИСИ СТОРОН</w:t>
-      </w:r>
-    </w:p>
-    <w:p/>
+    <w:p/>
+    <w:p>
+      <w:r>
+        <w:rPr>
+          <w:b/>
+        </w:rPr>
+        <w:t xml:space="preserve">9. КОНТРОЛЬНЫЕ ВЕЛИЧИНЫ</w:t>
+      </w:r>
+    </w:p>
+    <w:p>
+      <w:r>
+        <w:t xml:space="preserve">9.1. Контрольная запись: </w:t>
+      </w:r>
+      <w:r>
+        <w:t xml:space="preserve">1/24</w:t>
+      </w:r>
+      <w:r>
+        <w:t xml:space="preserve">.</w:t>
+      </w:r>
+    </w:p>
+    <w:p>
+      <w:r>
+        <w:t xml:space="preserve">9.2. Контрольная запись: </w:t>
+      </w:r>
+      <w:r>
+        <w:rPr>
+          <w:b/>
+        </w:rPr>
+        <w:t xml:space="preserve">не менее 2</w:t>
+      </w:r>
+      <w:r>
+        <w:t xml:space="preserve">17 000 (Двухсот семнадцати тысяч) ₽</w:t>
+      </w:r>
+      <w:r>
+        <w:t xml:space="preserve">.</w:t>
+      </w:r>
+    </w:p>
+    <w:p>
+      <w:r>
+        <w:t xml:space="preserve">9.3. Контрольная запись: </w:t>
+      </w:r>
+      <w:r>
+        <w:rPr>
+          <w:b/>
+        </w:rPr>
+        <w:t xml:space="preserve">1/1</w:t>
+      </w:r>
+      <w:r>
+        <w:t xml:space="preserve">50 ключевой ставки ЦБ РФ от общей суммы счета</w:t>
+      </w:r>
+      <w:r>
+        <w:t xml:space="preserve">.</w:t>
+      </w:r>
+    </w:p>
+    <w:p>
+      <w:r>
+        <w:t xml:space="preserve">9.4. Контрольная запись (таблица):</w:t>
+      </w:r>
+    </w:p>
     <w:tbl>
       <w:tblPr>
         <w:tblW w:w="9360" w:type="dxa"/>
@@ -500,87 +577,7 @@
           </w:tcPr>
           <w:p>
             <w:r>
-              <w:rPr>
-                <w:b/>
-              </w:rPr>
-              <w:t xml:space="preserve">Займодавец:</w:t>
-            </w:r>
-          </w:p>
-          <w:p>
-            <w:r>
-              <w:t xml:space="preserve">Смирнов Олег Петрович</w:t>
-            </w:r>
-          </w:p>
-          <w:p>
-            <w:r>
-              <w:t xml:space="preserve">Дата рождения: </w:t>
-            </w:r>
-            <w:r>
-              <w:t xml:space="preserve">27.06.1976</w:t>
-            </w:r>
-          </w:p>
-          <w:p>
-            <w:r>
-              <w:t xml:space="preserve">Адрес регистрации: </w:t>
-            </w:r>
-            <w:r>
-              <w:t xml:space="preserve">420111, г. Казань, наб. Ленина, д. 30, кв. 52</w:t>
-            </w:r>
-          </w:p>
-          <w:p>
-            <w:r>
-              <w:t xml:space="preserve">Паспорт </w:t>
-            </w:r>
-            <w:r>
-              <w:t xml:space="preserve">76 18 741821</w:t>
-            </w:r>
-            <w:r>
-              <w:t xml:space="preserve">, выдан ТП № 2 ОУФМС России по Московской обл. 09.08.2004</w:t>
-            </w:r>
-            <w:r>
-              <w:t xml:space="preserve">, код подразделения </w:t>
-            </w:r>
-            <w:r>
-              <w:t xml:space="preserve">371-970</w:t>
-            </w:r>
-          </w:p>
-          <w:p>
-            <w:r>
-              <w:t xml:space="preserve">СНИЛС </w:t>
-            </w:r>
-            <w:r>
-              <w:t xml:space="preserve">336-643-317 85</w:t>
-            </w:r>
-            <w:r>
-              <w:t xml:space="preserve"> ИНН </w:t>
-            </w:r>
-            <w:r>
-              <w:t xml:space="preserve">906410809811</w:t>
-            </w:r>
-          </w:p>
-          <w:p>
-            <w:r>
-              <w:t xml:space="preserve">Тел.: </w:t>
-            </w:r>
-            <w:r>
-              <w:t xml:space="preserve">+7 843 307 10 94</w:t>
-            </w:r>
-          </w:p>
-          <w:p>
-            <w:r>
-              <w:t xml:space="preserve">E-mail: </w:t>
-            </w:r>
-            <w:r>
-              <w:t xml:space="preserve">smirnov@mail.ru</w:t>
-            </w:r>
-          </w:p>
-          <w:p/>
-          <w:p>
-            <w:r>
-              <w:t xml:space="preserve">______________ </w:t>
-            </w:r>
-            <w:r>
-              <w:t xml:space="preserve">Смирнов О. П.</w:t>
+              <w:t xml:space="preserve">не позднее 22.02.20</w:t>
             </w:r>
           </w:p>
         </w:tc>
@@ -590,92 +587,21 @@
           </w:tcPr>
           <w:p>
             <w:r>
-              <w:rPr>
-                <w:b/>
-              </w:rPr>
-              <w:t xml:space="preserve">Заёмщик:</w:t>
-            </w:r>
-          </w:p>
-          <w:p>
-            <w:r>
-              <w:t xml:space="preserve">Иванов Владимир Дмитриевич</w:t>
-            </w:r>
-          </w:p>
-          <w:p>
-            <w:r>
-              <w:t xml:space="preserve">Дата рождения: </w:t>
-            </w:r>
-            <w:r>
-              <w:t xml:space="preserve">28.09.1993</w:t>
-            </w:r>
-          </w:p>
-          <w:p>
-            <w:r>
-              <w:t xml:space="preserve">Адрес регистрации: </w:t>
-            </w:r>
-            <w:r>
-              <w:t xml:space="preserve">620014, г. Екатеринбург, пер. Заречная, д. 14, кв. 15</w:t>
-            </w:r>
-          </w:p>
-          <w:p>
-            <w:r>
-              <w:t xml:space="preserve">Паспорт </w:t>
-            </w:r>
-            <w:r>
-              <w:t xml:space="preserve">31 02 798707</w:t>
-            </w:r>
-            <w:r>
-              <w:t xml:space="preserve">, выдан ТП № 2 ОУФМС России по Московской обл. 28.02.2015</w:t>
-            </w:r>
-            <w:r>
-              <w:t xml:space="preserve">, код подразделения </w:t>
-            </w:r>
-            <w:r>
-              <w:t xml:space="preserve">953-175</w:t>
-            </w:r>
-          </w:p>
-          <w:p>
-            <w:r>
-              <w:t xml:space="preserve">СНИЛС </w:t>
-            </w:r>
-            <w:r>
-              <w:t xml:space="preserve">031-114-062 79</w:t>
-            </w:r>
-            <w:r>
-              <w:t xml:space="preserve"> ИНН </w:t>
-            </w:r>
-            <w:r>
-              <w:t xml:space="preserve">044561040997</w:t>
-            </w:r>
-          </w:p>
-          <w:p>
-            <w:r>
-              <w:t xml:space="preserve">Тел.: </w:t>
-            </w:r>
-            <w:r>
-              <w:t xml:space="preserve">+73832856240</w:t>
-            </w:r>
-          </w:p>
-          <w:p>
-            <w:r>
-              <w:t xml:space="preserve">E-mail: </w:t>
-            </w:r>
-            <w:r>
-              <w:t xml:space="preserve">ivanov@mail.ru</w:t>
-            </w:r>
-          </w:p>
-          <w:p/>
-          <w:p>
-            <w:r>
-              <w:t xml:space="preserve">______________ </w:t>
-            </w:r>
-            <w:r>
-              <w:t xml:space="preserve">Иванов В. Д.</w:t>
+              <w:t xml:space="preserve">26</w:t>
             </w:r>
           </w:p>
         </w:tc>
       </w:tr>
     </w:tbl>
+    <w:p/>
+    <w:p>
+      <w:r>
+        <w:rPr>
+          <w:b/>
+        </w:rPr>
+        <w:t xml:space="preserve">РЕКВИЗИТЫ И ПОДПИСИ СТОРОН</w:t>
+      </w:r>
+    </w:p>
     <w:p/>
     <w:tbl>
       <w:tblPr>
@@ -700,6 +626,206 @@
           </w:tcPr>
           <w:p>
             <w:r>
+              <w:rPr>
+                <w:b/>
+              </w:rPr>
+              <w:t xml:space="preserve">Займодавец:</w:t>
+            </w:r>
+          </w:p>
+          <w:p>
+            <w:r>
+              <w:t xml:space="preserve">Смирнов Олег Петрович</w:t>
+            </w:r>
+          </w:p>
+          <w:p>
+            <w:r>
+              <w:t xml:space="preserve">Дата рождения: </w:t>
+            </w:r>
+            <w:r>
+              <w:t xml:space="preserve">27.06.1976</w:t>
+            </w:r>
+          </w:p>
+          <w:p>
+            <w:r>
+              <w:t xml:space="preserve">Адрес регистрации: </w:t>
+            </w:r>
+            <w:r>
+              <w:t xml:space="preserve">630099, г. Новосибирск, наб. Победы, д. 14, кв. 15</w:t>
+            </w:r>
+          </w:p>
+          <w:p>
+            <w:r>
+              <w:t xml:space="preserve">Паспорт </w:t>
+            </w:r>
+            <w:r>
+              <w:t xml:space="preserve">76 18 741821</w:t>
+            </w:r>
+            <w:r>
+              <w:t xml:space="preserve">, выдан ТП № 2 ОУФМС России по Московской обл. 09.08.2004</w:t>
+            </w:r>
+            <w:r>
+              <w:t xml:space="preserve">, код подразделения </w:t>
+            </w:r>
+            <w:r>
+              <w:t xml:space="preserve">371-970</w:t>
+            </w:r>
+          </w:p>
+          <w:p>
+            <w:r>
+              <w:t xml:space="preserve">СНИЛС </w:t>
+            </w:r>
+            <w:r>
+              <w:t xml:space="preserve">336-643-317 85</w:t>
+            </w:r>
+            <w:r>
+              <w:t xml:space="preserve"> ИНН </w:t>
+            </w:r>
+            <w:r>
+              <w:t xml:space="preserve">906410809811</w:t>
+            </w:r>
+          </w:p>
+          <w:p>
+            <w:r>
+              <w:t xml:space="preserve">Тел.: </w:t>
+            </w:r>
+            <w:r>
+              <w:t xml:space="preserve">+73832856240</w:t>
+            </w:r>
+          </w:p>
+          <w:p>
+            <w:r>
+              <w:t xml:space="preserve">E-mail: </w:t>
+            </w:r>
+            <w:r>
+              <w:t xml:space="preserve">smirnov@mail.ru</w:t>
+            </w:r>
+          </w:p>
+          <w:p/>
+          <w:p>
+            <w:r>
+              <w:t xml:space="preserve">______________ </w:t>
+            </w:r>
+            <w:r>
+              <w:t xml:space="preserve">Смирнов О. П.</w:t>
+            </w:r>
+          </w:p>
+        </w:tc>
+        <w:tc>
+          <w:tcPr>
+            <w:tcW w:w="4680" w:type="dxa"/>
+          </w:tcPr>
+          <w:p>
+            <w:r>
+              <w:rPr>
+                <w:b/>
+              </w:rPr>
+              <w:t xml:space="preserve">Заёмщик:</w:t>
+            </w:r>
+          </w:p>
+          <w:p>
+            <w:r>
+              <w:t xml:space="preserve">Иванов Владимир Дмитриевич</w:t>
+            </w:r>
+          </w:p>
+          <w:p>
+            <w:r>
+              <w:t xml:space="preserve">Дата рождения: </w:t>
+            </w:r>
+            <w:r>
+              <w:t xml:space="preserve">28.09.1993</w:t>
+            </w:r>
+          </w:p>
+          <w:p>
+            <w:r>
+              <w:t xml:space="preserve">Адрес регистрации: </w:t>
+            </w:r>
+            <w:r>
+              <w:t xml:space="preserve">394000, г. Воронеж, наб. Ленинградская, д. 75, кв. 52</w:t>
+            </w:r>
+          </w:p>
+          <w:p>
+            <w:r>
+              <w:t xml:space="preserve">Паспорт </w:t>
+            </w:r>
+            <w:r>
+              <w:t xml:space="preserve">31 02 798707</w:t>
+            </w:r>
+            <w:r>
+              <w:t xml:space="preserve">, выдан ТП № 2 ОУФМС России по Московской обл. 28.02.2015</w:t>
+            </w:r>
+            <w:r>
+              <w:t xml:space="preserve">, код подразделения </w:t>
+            </w:r>
+            <w:r>
+              <w:t xml:space="preserve">953-175</w:t>
+            </w:r>
+          </w:p>
+          <w:p>
+            <w:r>
+              <w:t xml:space="preserve">СНИЛС </w:t>
+            </w:r>
+            <w:r>
+              <w:t xml:space="preserve">031-114-062 79</w:t>
+            </w:r>
+            <w:r>
+              <w:t xml:space="preserve"> ИНН </w:t>
+            </w:r>
+            <w:r>
+              <w:t xml:space="preserve">044561040997</w:t>
+            </w:r>
+          </w:p>
+          <w:p>
+            <w:r>
+              <w:t xml:space="preserve">Тел.: </w:t>
+            </w:r>
+            <w:r>
+              <w:t xml:space="preserve">499 4088891</w:t>
+            </w:r>
+          </w:p>
+          <w:p>
+            <w:r>
+              <w:t xml:space="preserve">E-mail: </w:t>
+            </w:r>
+            <w:r>
+              <w:t xml:space="preserve">ivanov@corp-tehno.ru</w:t>
+            </w:r>
+          </w:p>
+          <w:p/>
+          <w:p>
+            <w:r>
+              <w:t xml:space="preserve">______________ </w:t>
+            </w:r>
+            <w:r>
+              <w:t xml:space="preserve">Иванов В. Д.</w:t>
+            </w:r>
+          </w:p>
+        </w:tc>
+      </w:tr>
+    </w:tbl>
+    <w:p/>
+    <w:tbl>
+      <w:tblPr>
+        <w:tblW w:w="9360" w:type="dxa"/>
+        <w:tblBorders>
+          <w:top w:val="single" w:sz="4" w:color="auto"/>
+          <w:left w:val="single" w:sz="4" w:color="auto"/>
+          <w:bottom w:val="single" w:sz="4" w:color="auto"/>
+          <w:right w:val="single" w:sz="4" w:color="auto"/>
+          <w:insideH w:val="single" w:sz="4" w:color="auto"/>
+          <w:insideV w:val="single" w:sz="4" w:color="auto"/>
+        </w:tblBorders>
+      </w:tblPr>
+      <w:tblGrid>
+        <w:gridCol w:w="4680"/>
+        <w:gridCol w:w="4680"/>
+      </w:tblGrid>
+      <w:tr>
+        <w:tc>
+          <w:tcPr>
+            <w:tcW w:w="4680" w:type="dxa"/>
+          </w:tcPr>
+          <w:p>
+            <w:r>
               <w:t xml:space="preserve">ИНН: </w:t>
             </w:r>
             <w:r>
@@ -808,19 +934,19 @@
         <w:t xml:space="preserve">Реквизиты для возврата: </w:t>
       </w:r>
       <w:r>
-        <w:t xml:space="preserve">394000, г. Воронеж, наб. Ленинградская, д. 75, кв. 52</w:t>
+        <w:t xml:space="preserve">101000, г. Москва, проезд Полевая, д. 15, кв. 21</w:t>
       </w:r>
       <w:r>
         <w:t xml:space="preserve">, ИНН </w:t>
       </w:r>
       <w:r>
-        <w:t xml:space="preserve">9349408119</w:t>
+        <w:t xml:space="preserve">8141984312</w:t>
       </w:r>
       <w:r>
         <w:t xml:space="preserve">, контакт: </w:t>
       </w:r>
       <w:r>
-        <w:t xml:space="preserve">Морозов Артём Петрович</w:t>
+        <w:t xml:space="preserve">Сидоров Сергей Иванович</w:t>
       </w:r>
     </w:p>
   </w:footnote>

--- a/tests/corpus_v2/docs/loan_0006.docx
+++ b/tests/corpus_v2/docs/loan_0006.docx
@@ -509,7 +509,13 @@
         <w:t xml:space="preserve">9.1. Контрольная запись: </w:t>
       </w:r>
       <w:r>
-        <w:t xml:space="preserve">1/24</w:t>
+        <w:rPr>
+          <w:b/>
+        </w:rPr>
+        <w:t xml:space="preserve">1/2</w:t>
+      </w:r>
+      <w:r>
+        <w:t xml:space="preserve">4</w:t>
       </w:r>
       <w:r>
         <w:t xml:space="preserve">.</w:t>

--- a/tests/corpus_v2/docs/loan_0006.docx
+++ b/tests/corpus_v2/docs/loan_0006.docx
@@ -27,7 +27,7 @@
         <w:rPr>
           <w:b/>
         </w:rPr>
-        <w:t xml:space="preserve">4/16</w:t>
+        <w:t xml:space="preserve">27Ф-71276/16-990Д</w:t>
       </w:r>
     </w:p>
     <w:p/>
@@ -117,7 +117,7 @@
         <w:t xml:space="preserve">, с другой стороны, совместно именуемые «Стороны», заключили настоящий Договор № </w:t>
       </w:r>
       <w:r>
-        <w:t xml:space="preserve">65Ф-88013/12-371Д</w:t>
+        <w:t xml:space="preserve">74/12</w:t>
       </w:r>
       <w:r>
         <w:t xml:space="preserve"> (далее — Договор) о нижеследующем:</w:t>
@@ -173,7 +173,7 @@
         <w:t xml:space="preserve">Ставка за пользование займом: </w:t>
       </w:r>
       <w:r>
-        <w:t xml:space="preserve">5 (пять) процентов за каждый день просрочки</w:t>
+        <w:t xml:space="preserve">10 (десять) процентов за каждый день просрочки</w:t>
       </w:r>
       <w:r>
         <w:t xml:space="preserve">.</w:t>
@@ -207,7 +207,7 @@
         <w:t xml:space="preserve">2.1. Общая цена Договора: </w:t>
       </w:r>
       <w:r>
-        <w:t xml:space="preserve">3740002,8 рубля</w:t>
+        <w:t xml:space="preserve">1170002,6 рубля</w:t>
       </w:r>
       <w:r>
         <w:t xml:space="preserve">, включая НДС </w:t>
@@ -219,7 +219,7 @@
         <w:t xml:space="preserve"> в размере </w:t>
       </w:r>
       <w:r>
-        <w:t xml:space="preserve">6750000 (шесть миллионов семьсот пятьдесят тысяч) руб. 0 коп.</w:t>
+        <w:t xml:space="preserve">97000000 (девяносто семь миллионов) руб. 5 коп.</w:t>
       </w:r>
       <w:r>
         <w:t xml:space="preserve">.</w:t>
@@ -241,7 +241,7 @@
         <w:t xml:space="preserve">2.3. Срок оплаты — </w:t>
       </w:r>
       <w:r>
-        <w:t xml:space="preserve">не позднее 03.02.2025</w:t>
+        <w:t xml:space="preserve">не позднее 12.07.2025</w:t>
       </w:r>
       <w:r>
         <w:t xml:space="preserve">.</w:t>
@@ -272,7 +272,7 @@
         <w:t xml:space="preserve">, артикул </w:t>
       </w:r>
       <w:r>
-        <w:t xml:space="preserve">RM-2540-48</w:t>
+        <w:t xml:space="preserve">RM-2996-20</w:t>
       </w:r>
       <w:r>
         <w:t xml:space="preserve">, код </w:t>
@@ -332,7 +332,7 @@
         <w:t xml:space="preserve">. Цена — </w:t>
       </w:r>
       <w:r>
-        <w:t xml:space="preserve">Три миллиона триста двадцать тысяч рублей 50 копеек</w:t>
+        <w:t xml:space="preserve">Семьсот двадцать пять тысяч рублей 00 копеек</w:t>
       </w:r>
       <w:r>
         <w:t xml:space="preserve">, НДС не облагается</w:t>
@@ -355,7 +355,7 @@
         <w:t xml:space="preserve">3.1. Место исполнения обязательств: </w:t>
       </w:r>
       <w:r>
-        <w:t xml:space="preserve">101000, г. Москва, пер. Заречная, д. 24, кв. 33</w:t>
+        <w:t xml:space="preserve">630099, г. Новосибирск, ш. Космонавтов, д. 7, кв. 166</w:t>
       </w:r>
       <w:r>
         <w:t xml:space="preserve">.</w:t>
@@ -372,7 +372,7 @@
         <w:t xml:space="preserve"> по телефону </w:t>
       </w:r>
       <w:r>
-        <w:t xml:space="preserve">+78127148465</w:t>
+        <w:t xml:space="preserve">8-812-290-26-70</w:t>
       </w:r>
       <w:r>
         <w:t xml:space="preserve">.</w:t>
@@ -383,7 +383,7 @@
         <w:t xml:space="preserve">3.3. Срок исполнения обязательств — </w:t>
       </w:r>
       <w:r>
-        <w:t xml:space="preserve">в течение пяти рабочих дней с даты подписания Сторонами акта сдачи-приемки оказанных услуг</w:t>
+        <w:t xml:space="preserve">в течение двадцати рабочих дней с даты подписания Сторонами акта сдачи-приемки оказанных услуг</w:t>
       </w:r>
       <w:r>
         <w:t xml:space="preserve">.</w:t>
@@ -414,7 +414,7 @@
         <w:t xml:space="preserve">Размер неустойки за нарушение сроков оплаты: </w:t>
       </w:r>
       <w:r>
-        <w:t xml:space="preserve">7 (семь) процентов годовых</w:t>
+        <w:t xml:space="preserve">20 (двадцать) процентов годовых</w:t>
       </w:r>
       <w:r>
         <w:t xml:space="preserve">. Предельный размер ответственности: </w:t>
@@ -426,7 +426,7 @@
         <w:t xml:space="preserve">, но не более </w:t>
       </w:r>
       <w:r>
-        <w:t xml:space="preserve">5% от цены Договора</w:t>
+        <w:t xml:space="preserve">18% от цены Договора</w:t>
       </w:r>
       <w:r>
         <w:t xml:space="preserve">.</w:t>
@@ -448,7 +448,7 @@
         <w:t xml:space="preserve">Сторона, для которой создалась невозможность исполнения, обязана уведомить другую Сторону. Срок уведомления — </w:t>
       </w:r>
       <w:r>
-        <w:t xml:space="preserve">в течение 10 банковских дней с момента поступления денежных средств на расчетный счет</w:t>
+        <w:t xml:space="preserve">в течение 30 банковских дней с момента поступления денежных средств на расчетный счет</w:t>
       </w:r>
       <w:r>
         <w:t xml:space="preserve">.</w:t>
@@ -462,7 +462,7 @@
         <w:t xml:space="preserve">Все споры и разногласия решаются путём переговоров. Претензионный порядок обязателен, срок ответа на претензию — </w:t>
       </w:r>
       <w:r>
-        <w:t xml:space="preserve">в течение 10 (Десяти) календарных дней с момента заключения контракта</w:t>
+        <w:t xml:space="preserve">в течение 5 (Пяти) календарных дней с момента заключения контракта</w:t>
       </w:r>
       <w:r>
         <w:t xml:space="preserve">.</w:t>
@@ -512,10 +512,10 @@
         <w:rPr>
           <w:b/>
         </w:rPr>
-        <w:t xml:space="preserve">1/2</w:t>
-      </w:r>
-      <w:r>
-        <w:t xml:space="preserve">4</w:t>
+        <w:t xml:space="preserve">26Ф-00</w:t>
+      </w:r>
+      <w:r>
+        <w:t xml:space="preserve">550/17-205Д</w:t>
       </w:r>
       <w:r>
         <w:t xml:space="preserve">.</w:t>
@@ -529,10 +529,10 @@
         <w:rPr>
           <w:b/>
         </w:rPr>
-        <w:t xml:space="preserve">не менее 2</w:t>
-      </w:r>
-      <w:r>
-        <w:t xml:space="preserve">17 000 (Двухсот семнадцати тысяч) ₽</w:t>
+        <w:t xml:space="preserve">не менее 8</w:t>
+      </w:r>
+      <w:r>
+        <w:t xml:space="preserve">59 000 (Восьмисот пятидесяти девяти тысяч) ₽</w:t>
       </w:r>
       <w:r>
         <w:t xml:space="preserve">.</w:t>
@@ -583,7 +583,7 @@
           </w:tcPr>
           <w:p>
             <w:r>
-              <w:t xml:space="preserve">не позднее 22.02.20</w:t>
+              <w:t xml:space="preserve">не позднее 15.04.20</w:t>
             </w:r>
           </w:p>
         </w:tc>
@@ -593,7 +593,7 @@
           </w:tcPr>
           <w:p>
             <w:r>
-              <w:t xml:space="preserve">26</w:t>
+              <w:t xml:space="preserve">25</w:t>
             </w:r>
           </w:p>
         </w:tc>
@@ -656,7 +656,7 @@
               <w:t xml:space="preserve">Адрес регистрации: </w:t>
             </w:r>
             <w:r>
-              <w:t xml:space="preserve">630099, г. Новосибирск, наб. Победы, д. 14, кв. 15</w:t>
+              <w:t xml:space="preserve">614000, г. Пермь, бул. Мира, д. 47, кв. 71</w:t>
             </w:r>
           </w:p>
           <w:p>
@@ -695,7 +695,7 @@
               <w:t xml:space="preserve">Тел.: </w:t>
             </w:r>
             <w:r>
-              <w:t xml:space="preserve">+73832856240</w:t>
+              <w:t xml:space="preserve">+7 (846) 204-17-70 доб. 738</w:t>
             </w:r>
           </w:p>
           <w:p>
@@ -703,7 +703,7 @@
               <w:t xml:space="preserve">E-mail: </w:t>
             </w:r>
             <w:r>
-              <w:t xml:space="preserve">smirnov@mail.ru</w:t>
+              <w:t xml:space="preserve">smirnov@yandex.ru</w:t>
             </w:r>
           </w:p>
           <w:p/>
@@ -746,7 +746,7 @@
               <w:t xml:space="preserve">Адрес регистрации: </w:t>
             </w:r>
             <w:r>
-              <w:t xml:space="preserve">394000, г. Воронеж, наб. Ленинградская, д. 75, кв. 52</w:t>
+              <w:t xml:space="preserve">620014, г. Екатеринбург, ул. Кирова, д. 85, кв. 34</w:t>
             </w:r>
           </w:p>
           <w:p>
@@ -785,7 +785,7 @@
               <w:t xml:space="preserve">Тел.: </w:t>
             </w:r>
             <w:r>
-              <w:t xml:space="preserve">499 4088891</w:t>
+              <w:t xml:space="preserve">+7 (383) 306-87-35 доб. 408</w:t>
             </w:r>
           </w:p>
           <w:p>

--- a/tests/corpus_v2/docs/loan_0006.docx
+++ b/tests/corpus_v2/docs/loan_0006.docx
@@ -54,25 +54,25 @@
         <w:t xml:space="preserve">паспорт </w:t>
       </w:r>
       <w:r>
-        <w:t xml:space="preserve">76 18 741821</w:t>
+        <w:t xml:space="preserve">75 01 438150</w:t>
       </w:r>
       <w:r>
         <w:t xml:space="preserve">, выдан </w:t>
       </w:r>
       <w:r>
-        <w:t xml:space="preserve">ТП № 2 ОУФМС России по Московской обл.</w:t>
+        <w:t xml:space="preserve">ОУФМС России по Тверской области в Заволжском р-не</w:t>
       </w:r>
       <w:r>
         <w:t xml:space="preserve"> </w:t>
       </w:r>
       <w:r>
-        <w:t xml:space="preserve">09.08.2004</w:t>
+        <w:t xml:space="preserve">15.12.2004</w:t>
       </w:r>
       <w:r>
         <w:t xml:space="preserve">, код подразделения </w:t>
       </w:r>
       <w:r>
-        <w:t xml:space="preserve">371-970</w:t>
+        <w:t xml:space="preserve">970-473</w:t>
       </w:r>
       <w:r>
         <w:t xml:space="preserve">, именуемый в дальнейшем «Займодавец»</w:t>
@@ -90,25 +90,25 @@
         <w:t xml:space="preserve">паспорт </w:t>
       </w:r>
       <w:r>
-        <w:t xml:space="preserve">31 02 798707</w:t>
+        <w:t xml:space="preserve">02 24 291081</w:t>
       </w:r>
       <w:r>
         <w:t xml:space="preserve">, выдан </w:t>
       </w:r>
       <w:r>
-        <w:t xml:space="preserve">ТП № 2 ОУФМС России по Московской обл.</w:t>
+        <w:t xml:space="preserve">ГУ МВД России по г. Москве</w:t>
       </w:r>
       <w:r>
         <w:t xml:space="preserve"> </w:t>
       </w:r>
       <w:r>
-        <w:t xml:space="preserve">28.02.2015</w:t>
+        <w:t xml:space="preserve">13.02.2015</w:t>
       </w:r>
       <w:r>
         <w:t xml:space="preserve">, код подразделения </w:t>
       </w:r>
       <w:r>
-        <w:t xml:space="preserve">953-175</w:t>
+        <w:t xml:space="preserve">780-953</w:t>
       </w:r>
       <w:r>
         <w:t xml:space="preserve">, именуемый в дальнейшем «Заёмщик»</w:t>
@@ -329,10 +329,16 @@
         <w:t xml:space="preserve">МКАС при ТПП РФ</w:t>
       </w:r>
       <w:r>
+        <w:t xml:space="preserve">. Товар отгружается с сопроводительным документом паспорт качества № </w:t>
+      </w:r>
+      <w:r>
+        <w:t xml:space="preserve">90 04 838349</w:t>
+      </w:r>
+      <w:r>
         <w:t xml:space="preserve">. Цена — </w:t>
       </w:r>
       <w:r>
-        <w:t xml:space="preserve">Семьсот двадцать пять тысяч рублей 00 копеек</w:t>
+        <w:t xml:space="preserve">Девять миллионов восемьсот сорок тысяч рублей 00 копеек</w:t>
       </w:r>
       <w:r>
         <w:t xml:space="preserve">, НДС не облагается</w:t>
@@ -355,7 +361,7 @@
         <w:t xml:space="preserve">3.1. Место исполнения обязательств: </w:t>
       </w:r>
       <w:r>
-        <w:t xml:space="preserve">630099, г. Новосибирск, ш. Космонавтов, д. 7, кв. 166</w:t>
+        <w:t xml:space="preserve">344002, г. Ростов-на-Дону, ул. Профсоюзная, д. 83, кв. 93</w:t>
       </w:r>
       <w:r>
         <w:t xml:space="preserve">.</w:t>
@@ -372,7 +378,7 @@
         <w:t xml:space="preserve"> по телефону </w:t>
       </w:r>
       <w:r>
-        <w:t xml:space="preserve">8-812-290-26-70</w:t>
+        <w:t xml:space="preserve">8-499-230-70-55</w:t>
       </w:r>
       <w:r>
         <w:t xml:space="preserve">.</w:t>
@@ -383,7 +389,7 @@
         <w:t xml:space="preserve">3.3. Срок исполнения обязательств — </w:t>
       </w:r>
       <w:r>
-        <w:t xml:space="preserve">в течение двадцати рабочих дней с даты подписания Сторонами акта сдачи-приемки оказанных услуг</w:t>
+        <w:t xml:space="preserve">в течение тридцати рабочих дней с даты подписания Сторонами акта сдачи-приемки оказанных услуг</w:t>
       </w:r>
       <w:r>
         <w:t xml:space="preserve">.</w:t>
@@ -414,7 +420,7 @@
         <w:t xml:space="preserve">Размер неустойки за нарушение сроков оплаты: </w:t>
       </w:r>
       <w:r>
-        <w:t xml:space="preserve">20 (двадцать) процентов годовых</w:t>
+        <w:t xml:space="preserve">5 (пять) процентов годовых</w:t>
       </w:r>
       <w:r>
         <w:t xml:space="preserve">. Предельный размер ответственности: </w:t>
@@ -426,7 +432,7 @@
         <w:t xml:space="preserve">, но не более </w:t>
       </w:r>
       <w:r>
-        <w:t xml:space="preserve">18% от цены Договора</w:t>
+        <w:t xml:space="preserve">9% от цены Договора</w:t>
       </w:r>
       <w:r>
         <w:t xml:space="preserve">.</w:t>
@@ -448,7 +454,7 @@
         <w:t xml:space="preserve">Сторона, для которой создалась невозможность исполнения, обязана уведомить другую Сторону. Срок уведомления — </w:t>
       </w:r>
       <w:r>
-        <w:t xml:space="preserve">в течение 30 банковских дней с момента поступления денежных средств на расчетный счет</w:t>
+        <w:t xml:space="preserve">в течение 3 банковских дней с момента поступления денежных средств на расчетный счет</w:t>
       </w:r>
       <w:r>
         <w:t xml:space="preserve">.</w:t>
@@ -462,7 +468,7 @@
         <w:t xml:space="preserve">Все споры и разногласия решаются путём переговоров. Претензионный порядок обязателен, срок ответа на претензию — </w:t>
       </w:r>
       <w:r>
-        <w:t xml:space="preserve">в течение 5 (Пяти) календарных дней с момента заключения контракта</w:t>
+        <w:t xml:space="preserve">в течение 10 (Десяти) календарных дней с момента заключения контракта</w:t>
       </w:r>
       <w:r>
         <w:t xml:space="preserve">.</w:t>
@@ -515,7 +521,7 @@
         <w:t xml:space="preserve">26Ф-00</w:t>
       </w:r>
       <w:r>
-        <w:t xml:space="preserve">550/17-205Д</w:t>
+        <w:t xml:space="preserve">483/24-208Д</w:t>
       </w:r>
       <w:r>
         <w:t xml:space="preserve">.</w:t>
@@ -529,10 +535,10 @@
         <w:rPr>
           <w:b/>
         </w:rPr>
-        <w:t xml:space="preserve">не менее 8</w:t>
-      </w:r>
-      <w:r>
-        <w:t xml:space="preserve">59 000 (Восьмисот пятидесяти девяти тысяч) ₽</w:t>
+        <w:t xml:space="preserve">не менее 1 3</w:t>
+      </w:r>
+      <w:r>
+        <w:t xml:space="preserve">00 000 (Одного миллиона трёхсот тысяч) ₽</w:t>
       </w:r>
       <w:r>
         <w:t xml:space="preserve">.</w:t>
@@ -583,7 +589,7 @@
           </w:tcPr>
           <w:p>
             <w:r>
-              <w:t xml:space="preserve">не позднее 15.04.20</w:t>
+              <w:t xml:space="preserve">не позднее 04.07.20</w:t>
             </w:r>
           </w:p>
         </w:tc>
@@ -593,7 +599,7 @@
           </w:tcPr>
           <w:p>
             <w:r>
-              <w:t xml:space="preserve">25</w:t>
+              <w:t xml:space="preserve">26</w:t>
             </w:r>
           </w:p>
         </w:tc>
@@ -656,7 +662,7 @@
               <w:t xml:space="preserve">Адрес регистрации: </w:t>
             </w:r>
             <w:r>
-              <w:t xml:space="preserve">614000, г. Пермь, бул. Мира, д. 47, кв. 71</w:t>
+              <w:t xml:space="preserve">141400, г. Химки, ул. Мира, д. 61, кв. 160</w:t>
             </w:r>
           </w:p>
           <w:p>
@@ -664,16 +670,16 @@
               <w:t xml:space="preserve">Паспорт </w:t>
             </w:r>
             <w:r>
-              <w:t xml:space="preserve">76 18 741821</w:t>
-            </w:r>
-            <w:r>
-              <w:t xml:space="preserve">, выдан ТП № 2 ОУФМС России по Московской обл. 09.08.2004</w:t>
+              <w:t xml:space="preserve">75 01 438150</w:t>
+            </w:r>
+            <w:r>
+              <w:t xml:space="preserve">, выдан ОУФМС России по Тверской области в Заволжском р-не 15.12.2004</w:t>
             </w:r>
             <w:r>
               <w:t xml:space="preserve">, код подразделения </w:t>
             </w:r>
             <w:r>
-              <w:t xml:space="preserve">371-970</w:t>
+              <w:t xml:space="preserve">970-473</w:t>
             </w:r>
           </w:p>
           <w:p>
@@ -681,13 +687,13 @@
               <w:t xml:space="preserve">СНИЛС </w:t>
             </w:r>
             <w:r>
-              <w:t xml:space="preserve">336-643-317 85</w:t>
+              <w:t xml:space="preserve">643-317-985 11</w:t>
             </w:r>
             <w:r>
               <w:t xml:space="preserve"> ИНН </w:t>
             </w:r>
             <w:r>
-              <w:t xml:space="preserve">906410809811</w:t>
+              <w:t xml:space="preserve">410809833685</w:t>
             </w:r>
           </w:p>
           <w:p>
@@ -695,7 +701,7 @@
               <w:t xml:space="preserve">Тел.: </w:t>
             </w:r>
             <w:r>
-              <w:t xml:space="preserve">+7 (846) 204-17-70 доб. 738</w:t>
+              <w:t xml:space="preserve">8(843)9174020</w:t>
             </w:r>
           </w:p>
           <w:p>
@@ -746,7 +752,7 @@
               <w:t xml:space="preserve">Адрес регистрации: </w:t>
             </w:r>
             <w:r>
-              <w:t xml:space="preserve">620014, г. Екатеринбург, ул. Кирова, д. 85, кв. 34</w:t>
+              <w:t xml:space="preserve">614000, г. Пермь, просп. Профсоюзная, д. 78, кв. 197</w:t>
             </w:r>
           </w:p>
           <w:p>
@@ -754,16 +760,16 @@
               <w:t xml:space="preserve">Паспорт </w:t>
             </w:r>
             <w:r>
-              <w:t xml:space="preserve">31 02 798707</w:t>
-            </w:r>
-            <w:r>
-              <w:t xml:space="preserve">, выдан ТП № 2 ОУФМС России по Московской обл. 28.02.2015</w:t>
+              <w:t xml:space="preserve">02 24 291081</w:t>
+            </w:r>
+            <w:r>
+              <w:t xml:space="preserve">, выдан ГУ МВД России по г. Москве 13.02.2015</w:t>
             </w:r>
             <w:r>
               <w:t xml:space="preserve">, код подразделения </w:t>
             </w:r>
             <w:r>
-              <w:t xml:space="preserve">953-175</w:t>
+              <w:t xml:space="preserve">780-953</w:t>
             </w:r>
           </w:p>
           <w:p>
@@ -771,13 +777,13 @@
               <w:t xml:space="preserve">СНИЛС </w:t>
             </w:r>
             <w:r>
-              <w:t xml:space="preserve">031-114-062 79</w:t>
+              <w:t xml:space="preserve">111-406-230 91</w:t>
             </w:r>
             <w:r>
               <w:t xml:space="preserve"> ИНН </w:t>
             </w:r>
             <w:r>
-              <w:t xml:space="preserve">044561040997</w:t>
+              <w:t xml:space="preserve">456104090395</w:t>
             </w:r>
           </w:p>
           <w:p>
@@ -785,7 +791,7 @@
               <w:t xml:space="preserve">Тел.: </w:t>
             </w:r>
             <w:r>
-              <w:t xml:space="preserve">+7 (383) 306-87-35 доб. 408</w:t>
+              <w:t xml:space="preserve">8(812)7309143</w:t>
             </w:r>
           </w:p>
           <w:p>
@@ -793,7 +799,7 @@
               <w:t xml:space="preserve">E-mail: </w:t>
             </w:r>
             <w:r>
-              <w:t xml:space="preserve">ivanov@corp-tehno.ru</w:t>
+              <w:t xml:space="preserve">ivanov@romashka.ru</w:t>
             </w:r>
           </w:p>
           <w:p/>
@@ -835,7 +841,7 @@
               <w:t xml:space="preserve">ИНН: </w:t>
             </w:r>
             <w:r>
-              <w:t xml:space="preserve">9064</w:t>
+              <w:t xml:space="preserve">4108</w:t>
             </w:r>
           </w:p>
         </w:tc>
@@ -845,7 +851,7 @@
           </w:tcPr>
           <w:p>
             <w:r>
-              <w:t xml:space="preserve">10809811</w:t>
+              <w:t xml:space="preserve">09833685</w:t>
             </w:r>
           </w:p>
         </w:tc>
@@ -940,13 +946,13 @@
         <w:t xml:space="preserve">Реквизиты для возврата: </w:t>
       </w:r>
       <w:r>
-        <w:t xml:space="preserve">101000, г. Москва, проезд Полевая, д. 15, кв. 21</w:t>
+        <w:t xml:space="preserve">603000, г. Нижний Новгород, ул. Мира, д. 69, кв. 25</w:t>
       </w:r>
       <w:r>
         <w:t xml:space="preserve">, ИНН </w:t>
       </w:r>
       <w:r>
-        <w:t xml:space="preserve">8141984312</w:t>
+        <w:t xml:space="preserve">4198431883</w:t>
       </w:r>
       <w:r>
         <w:t xml:space="preserve">, контакт: </w:t>

--- a/tests/corpus_v2/docs/loan_0006.docx
+++ b/tests/corpus_v2/docs/loan_0006.docx
@@ -335,10 +335,46 @@
         <w:t xml:space="preserve">90 04 838349</w:t>
       </w:r>
       <w:r>
+        <w:t xml:space="preserve">. К партии приложен паспорт изделия № </w:t>
+      </w:r>
+      <w:r>
+        <w:t xml:space="preserve">39 11 488799</w:t>
+      </w:r>
+      <w:r>
+        <w:t xml:space="preserve">. Оборудование поставляется с паспортом транспортного средства № </w:t>
+      </w:r>
+      <w:r>
+        <w:t xml:space="preserve">76 02 679768</w:t>
+      </w:r>
+      <w:r>
+        <w:t xml:space="preserve">. Приёмка производится согласно техническому паспорту </w:t>
+      </w:r>
+      <w:r>
+        <w:t xml:space="preserve">47 09 194831</w:t>
+      </w:r>
+      <w:r>
+        <w:t xml:space="preserve">. СНИЛС не указан, номер заказа </w:t>
+      </w:r>
+      <w:r>
+        <w:t xml:space="preserve">915-131-483 45</w:t>
+      </w:r>
+      <w:r>
+        <w:t xml:space="preserve">. Дата рождения не проставлена, документ выдан </w:t>
+      </w:r>
+      <w:r>
+        <w:t xml:space="preserve">20.10.2021</w:t>
+      </w:r>
+      <w:r>
+        <w:t xml:space="preserve">. Код подразделения, см. артикул </w:t>
+      </w:r>
+      <w:r>
+        <w:t xml:space="preserve">859-662</w:t>
+      </w:r>
+      <w:r>
         <w:t xml:space="preserve">. Цена — </w:t>
       </w:r>
       <w:r>
-        <w:t xml:space="preserve">Девять миллионов восемьсот сорок тысяч рублей 00 копеек</w:t>
+        <w:t xml:space="preserve">Семьсот сорок три тысячи рублей 00 копеек</w:t>
       </w:r>
       <w:r>
         <w:t xml:space="preserve">, НДС не облагается</w:t>
@@ -361,7 +397,7 @@
         <w:t xml:space="preserve">3.1. Место исполнения обязательств: </w:t>
       </w:r>
       <w:r>
-        <w:t xml:space="preserve">344002, г. Ростов-на-Дону, ул. Профсоюзная, д. 83, кв. 93</w:t>
+        <w:t xml:space="preserve">101000, г. Москва, просп. Кирова, д. 1, кв. 117</w:t>
       </w:r>
       <w:r>
         <w:t xml:space="preserve">.</w:t>
@@ -378,7 +414,7 @@
         <w:t xml:space="preserve"> по телефону </w:t>
       </w:r>
       <w:r>
-        <w:t xml:space="preserve">8-499-230-70-55</w:t>
+        <w:t xml:space="preserve">8(495)7792560</w:t>
       </w:r>
       <w:r>
         <w:t xml:space="preserve">.</w:t>
@@ -389,7 +425,7 @@
         <w:t xml:space="preserve">3.3. Срок исполнения обязательств — </w:t>
       </w:r>
       <w:r>
-        <w:t xml:space="preserve">в течение тридцати рабочих дней с даты подписания Сторонами акта сдачи-приемки оказанных услуг</w:t>
+        <w:t xml:space="preserve">в течение двадцати рабочих дней с даты подписания Сторонами акта сдачи-приемки оказанных услуг</w:t>
       </w:r>
       <w:r>
         <w:t xml:space="preserve">.</w:t>
@@ -420,7 +456,7 @@
         <w:t xml:space="preserve">Размер неустойки за нарушение сроков оплаты: </w:t>
       </w:r>
       <w:r>
-        <w:t xml:space="preserve">5 (пять) процентов годовых</w:t>
+        <w:t xml:space="preserve">10 (десять) процентов годовых</w:t>
       </w:r>
       <w:r>
         <w:t xml:space="preserve">. Предельный размер ответственности: </w:t>
@@ -432,7 +468,7 @@
         <w:t xml:space="preserve">, но не более </w:t>
       </w:r>
       <w:r>
-        <w:t xml:space="preserve">9% от цены Договора</w:t>
+        <w:t xml:space="preserve">20% от цены Договора</w:t>
       </w:r>
       <w:r>
         <w:t xml:space="preserve">.</w:t>
@@ -454,7 +490,7 @@
         <w:t xml:space="preserve">Сторона, для которой создалась невозможность исполнения, обязана уведомить другую Сторону. Срок уведомления — </w:t>
       </w:r>
       <w:r>
-        <w:t xml:space="preserve">в течение 3 банковских дней с момента поступления денежных средств на расчетный счет</w:t>
+        <w:t xml:space="preserve">в течение 5 банковских дней с момента поступления денежных средств на расчетный счет</w:t>
       </w:r>
       <w:r>
         <w:t xml:space="preserve">.</w:t>
@@ -468,7 +504,7 @@
         <w:t xml:space="preserve">Все споры и разногласия решаются путём переговоров. Претензионный порядок обязателен, срок ответа на претензию — </w:t>
       </w:r>
       <w:r>
-        <w:t xml:space="preserve">в течение 10 (Десяти) календарных дней с момента заключения контракта</w:t>
+        <w:t xml:space="preserve">в течение 3 (Трёх) календарных дней с момента заключения контракта</w:t>
       </w:r>
       <w:r>
         <w:t xml:space="preserve">.</w:t>
@@ -518,10 +554,10 @@
         <w:rPr>
           <w:b/>
         </w:rPr>
-        <w:t xml:space="preserve">26Ф-00</w:t>
-      </w:r>
-      <w:r>
-        <w:t xml:space="preserve">483/24-208Д</w:t>
+        <w:t xml:space="preserve">61Ф-81</w:t>
+      </w:r>
+      <w:r>
+        <w:t xml:space="preserve">694/15-417Д</w:t>
       </w:r>
       <w:r>
         <w:t xml:space="preserve">.</w:t>
@@ -535,10 +571,10 @@
         <w:rPr>
           <w:b/>
         </w:rPr>
-        <w:t xml:space="preserve">не менее 1 3</w:t>
-      </w:r>
-      <w:r>
-        <w:t xml:space="preserve">00 000 (Одного миллиона трёхсот тысяч) ₽</w:t>
+        <w:t xml:space="preserve">не менее 8</w:t>
+      </w:r>
+      <w:r>
+        <w:t xml:space="preserve">27 000 (Восьмисот двадцати семи тысяч) ₽</w:t>
       </w:r>
       <w:r>
         <w:t xml:space="preserve">.</w:t>
@@ -589,7 +625,7 @@
           </w:tcPr>
           <w:p>
             <w:r>
-              <w:t xml:space="preserve">не позднее 04.07.20</w:t>
+              <w:t xml:space="preserve">не позднее 03.12.20</w:t>
             </w:r>
           </w:p>
         </w:tc>
@@ -599,7 +635,7 @@
           </w:tcPr>
           <w:p>
             <w:r>
-              <w:t xml:space="preserve">26</w:t>
+              <w:t xml:space="preserve">25</w:t>
             </w:r>
           </w:p>
         </w:tc>
@@ -662,7 +698,7 @@
               <w:t xml:space="preserve">Адрес регистрации: </w:t>
             </w:r>
             <w:r>
-              <w:t xml:space="preserve">141400, г. Химки, ул. Мира, д. 61, кв. 160</w:t>
+              <w:t xml:space="preserve">614000, г. Пермь, просп. Профсоюзная, д. 78, кв. 197</w:t>
             </w:r>
           </w:p>
           <w:p>
@@ -701,7 +737,7 @@
               <w:t xml:space="preserve">Тел.: </w:t>
             </w:r>
             <w:r>
-              <w:t xml:space="preserve">8(843)9174020</w:t>
+              <w:t xml:space="preserve">8(812)7309143</w:t>
             </w:r>
           </w:p>
           <w:p>
@@ -709,7 +745,7 @@
               <w:t xml:space="preserve">E-mail: </w:t>
             </w:r>
             <w:r>
-              <w:t xml:space="preserve">smirnov@yandex.ru</w:t>
+              <w:t xml:space="preserve">smirnov@romashka.ru</w:t>
             </w:r>
           </w:p>
           <w:p/>
@@ -752,7 +788,7 @@
               <w:t xml:space="preserve">Адрес регистрации: </w:t>
             </w:r>
             <w:r>
-              <w:t xml:space="preserve">614000, г. Пермь, просп. Профсоюзная, д. 78, кв. 197</w:t>
+              <w:t xml:space="preserve">603000, г. Нижний Новгород, ул. Мира, д. 69, кв. 25</w:t>
             </w:r>
           </w:p>
           <w:p>
@@ -791,7 +827,7 @@
               <w:t xml:space="preserve">Тел.: </w:t>
             </w:r>
             <w:r>
-              <w:t xml:space="preserve">8(812)7309143</w:t>
+              <w:t xml:space="preserve">8-495-677-80-47</w:t>
             </w:r>
           </w:p>
           <w:p>
@@ -799,7 +835,7 @@
               <w:t xml:space="preserve">E-mail: </w:t>
             </w:r>
             <w:r>
-              <w:t xml:space="preserve">ivanov@romashka.ru</w:t>
+              <w:t xml:space="preserve">ivanov@gmail.com</w:t>
             </w:r>
           </w:p>
           <w:p/>
@@ -946,19 +982,19 @@
         <w:t xml:space="preserve">Реквизиты для возврата: </w:t>
       </w:r>
       <w:r>
-        <w:t xml:space="preserve">603000, г. Нижний Новгород, ул. Мира, д. 69, кв. 25</w:t>
+        <w:t xml:space="preserve">190000, г. Санкт-Петербург, наб. Тверская, д. 71, кв. 166</w:t>
       </w:r>
       <w:r>
         <w:t xml:space="preserve">, ИНН </w:t>
       </w:r>
       <w:r>
-        <w:t xml:space="preserve">4198431883</w:t>
+        <w:t xml:space="preserve">2120151541</w:t>
       </w:r>
       <w:r>
         <w:t xml:space="preserve">, контакт: </w:t>
       </w:r>
       <w:r>
-        <w:t xml:space="preserve">Сидоров Сергей Иванович</w:t>
+        <w:t xml:space="preserve">Сидорова Ольга Андреевна</w:t>
       </w:r>
     </w:p>
   </w:footnote>

--- a/tests/corpus_v2/docs/loan_0006.docx
+++ b/tests/corpus_v2/docs/loan_0006.docx
@@ -383,223 +383,118 @@
         <w:t xml:space="preserve">.</w:t>
       </w:r>
     </w:p>
-    <w:p/>
-    <w:p>
-      <w:r>
-        <w:rPr>
-          <w:b/>
-        </w:rPr>
-        <w:t xml:space="preserve">3. МЕСТО И СРОКИ ИСПОЛНЕНИЯ</w:t>
-      </w:r>
-    </w:p>
-    <w:p>
-      <w:r>
-        <w:t xml:space="preserve">3.1. Место исполнения обязательств: </w:t>
-      </w:r>
-      <w:r>
-        <w:t xml:space="preserve">101000, г. Москва, просп. Кирова, д. 1, кв. 117</w:t>
-      </w:r>
-      <w:r>
-        <w:t xml:space="preserve">.</w:t>
-      </w:r>
-    </w:p>
-    <w:p>
-      <w:r>
-        <w:t xml:space="preserve">3.2. Уведомления направляются </w:t>
-      </w:r>
-      <w:r>
-        <w:t xml:space="preserve">Иванову Владимиру Дмитриевичу</w:t>
-      </w:r>
-      <w:r>
-        <w:t xml:space="preserve"> по телефону </w:t>
-      </w:r>
-      <w:r>
-        <w:t xml:space="preserve">8(495)7792560</w:t>
-      </w:r>
-      <w:r>
-        <w:t xml:space="preserve">.</w:t>
-      </w:r>
-    </w:p>
-    <w:p>
-      <w:r>
-        <w:t xml:space="preserve">3.3. Срок исполнения обязательств — </w:t>
-      </w:r>
-      <w:r>
-        <w:t xml:space="preserve">в течение двадцати рабочих дней с даты подписания Сторонами акта сдачи-приемки оказанных услуг</w:t>
-      </w:r>
-      <w:r>
-        <w:t xml:space="preserve">.</w:t>
-      </w:r>
-    </w:p>
-    <w:p/>
-    <w:p>
-      <w:r>
-        <w:rPr>
-          <w:b/>
-        </w:rPr>
-        <w:t xml:space="preserve">4. ПРОЧИЕ УСЛОВИЯ</w:t>
-      </w:r>
-    </w:p>
-    <w:p>
-      <w:r>
-        <w:t xml:space="preserve">4.1. </w:t>
-      </w:r>
-      <w:r>
-        <w:t xml:space="preserve">Стороны несут ответственность за неисполнение или ненадлежащее исполнение обязательств в соответствии с законодательством Российской Федерации.</w:t>
-      </w:r>
-    </w:p>
-    <w:p>
-      <w:r>
-        <w:t xml:space="preserve">4.2. </w:t>
-      </w:r>
-      <w:r>
-        <w:t xml:space="preserve">Размер неустойки за нарушение сроков оплаты: </w:t>
-      </w:r>
-      <w:r>
-        <w:t xml:space="preserve">10 (десять) процентов годовых</w:t>
-      </w:r>
-      <w:r>
-        <w:t xml:space="preserve">. Предельный размер ответственности: </w:t>
-      </w:r>
-      <w:r>
-        <w:t xml:space="preserve">1/130 ключевой ставки ЦБ РФ от цены Договора</w:t>
-      </w:r>
-      <w:r>
-        <w:t xml:space="preserve">, но не более </w:t>
-      </w:r>
-      <w:r>
-        <w:t xml:space="preserve">20% от цены Договора</w:t>
-      </w:r>
-      <w:r>
-        <w:t xml:space="preserve">.</w:t>
-      </w:r>
-    </w:p>
-    <w:p>
-      <w:r>
-        <w:t xml:space="preserve">4.3. </w:t>
-      </w:r>
-      <w:r>
-        <w:t xml:space="preserve">Стороны освобождаются от ответственности при наступлении обстоятельств непреодолимой силы, если они прямо повлияли на исполнение обязательств.</w:t>
-      </w:r>
-    </w:p>
-    <w:p>
-      <w:r>
-        <w:t xml:space="preserve">4.4. </w:t>
-      </w:r>
-      <w:r>
-        <w:t xml:space="preserve">Сторона, для которой создалась невозможность исполнения, обязана уведомить другую Сторону. Срок уведомления — </w:t>
-      </w:r>
-      <w:r>
-        <w:t xml:space="preserve">в течение 5 банковских дней с момента поступления денежных средств на расчетный счет</w:t>
-      </w:r>
-      <w:r>
-        <w:t xml:space="preserve">.</w:t>
-      </w:r>
-    </w:p>
-    <w:p>
-      <w:r>
-        <w:t xml:space="preserve">4.5. </w:t>
-      </w:r>
-      <w:r>
-        <w:t xml:space="preserve">Все споры и разногласия решаются путём переговоров. Претензионный порядок обязателен, срок ответа на претензию — </w:t>
-      </w:r>
-      <w:r>
-        <w:t xml:space="preserve">в течение 3 (Трёх) календарных дней с момента заключения контракта</w:t>
-      </w:r>
-      <w:r>
-        <w:t xml:space="preserve">.</w:t>
-      </w:r>
-    </w:p>
-    <w:p/>
-    <w:p/>
-    <w:p>
-      <w:r>
-        <w:rPr>
-          <w:b/>
-        </w:rPr>
-        <w:t xml:space="preserve">10. ДОПОЛНИТЕЛЬНЫЕ СВЕДЕНИЯ О СТОРОНАХ</w:t>
-      </w:r>
-    </w:p>
-    <w:p>
-      <w:r>
-        <w:t xml:space="preserve">Уполномоченный представитель: </w:t>
-      </w:r>
-      <w:r>
-        <w:t xml:space="preserve">Смирно­в‍ Олег Петрович</w:t>
-      </w:r>
-    </w:p>
-    <w:p>
-      <w:r>
-        <w:t xml:space="preserve">Согласовано: </w:t>
-      </w:r>
-      <w:r>
-        <w:t xml:space="preserve">иВаНоВ Владимир</w:t>
-      </w:r>
-    </w:p>
-    <w:p/>
-    <w:p/>
-    <w:p>
-      <w:r>
-        <w:rPr>
-          <w:b/>
-        </w:rPr>
-        <w:t xml:space="preserve">9. КОНТРОЛЬНЫЕ ВЕЛИЧИНЫ</w:t>
-      </w:r>
-    </w:p>
-    <w:p>
-      <w:r>
-        <w:t xml:space="preserve">9.1. Контрольная запись: </w:t>
-      </w:r>
-      <w:r>
-        <w:rPr>
-          <w:b/>
-        </w:rPr>
-        <w:t xml:space="preserve">61Ф-81</w:t>
-      </w:r>
-      <w:r>
-        <w:t xml:space="preserve">694/15-417Д</w:t>
-      </w:r>
-      <w:r>
-        <w:t xml:space="preserve">.</w:t>
-      </w:r>
-    </w:p>
-    <w:p>
-      <w:r>
-        <w:t xml:space="preserve">9.2. Контрольная запись: </w:t>
-      </w:r>
-      <w:r>
-        <w:rPr>
-          <w:b/>
-        </w:rPr>
-        <w:t xml:space="preserve">не менее 8</w:t>
-      </w:r>
-      <w:r>
-        <w:t xml:space="preserve">27 000 (Восьмисот двадцати семи тысяч) ₽</w:t>
-      </w:r>
-      <w:r>
-        <w:t xml:space="preserve">.</w:t>
-      </w:r>
-    </w:p>
-    <w:p>
-      <w:r>
-        <w:t xml:space="preserve">9.3. Контрольная запись: </w:t>
-      </w:r>
-      <w:r>
-        <w:rPr>
-          <w:b/>
-        </w:rPr>
-        <w:t xml:space="preserve">1/1</w:t>
-      </w:r>
-      <w:r>
-        <w:t xml:space="preserve">50 ключевой ставки ЦБ РФ от общей суммы счета</w:t>
-      </w:r>
-      <w:r>
-        <w:t xml:space="preserve">.</w:t>
-      </w:r>
-    </w:p>
-    <w:p>
-      <w:r>
-        <w:t xml:space="preserve">9.4. Контрольная запись (таблица):</w:t>
+    <w:p>
+      <w:r>
+        <w:t xml:space="preserve">2.6. </w:t>
+      </w:r>
+      <w:r>
+        <w:t xml:space="preserve">Товар маркирован штрихкодом </w:t>
+      </w:r>
+      <w:r>
+        <w:t xml:space="preserve">4608607932910</w:t>
+      </w:r>
+      <w:r>
+        <w:t xml:space="preserve">. Код контрагента по ОКПО — </w:t>
+      </w:r>
+      <w:r>
+        <w:t xml:space="preserve">0980086208</w:t>
+      </w:r>
+      <w:r>
+        <w:t xml:space="preserve">. Оборудование учтено под инвентарным номером </w:t>
+      </w:r>
+      <w:r>
+        <w:t xml:space="preserve">040061771</w:t>
+      </w:r>
+      <w:r>
+        <w:t xml:space="preserve">, складской позиции присвоен номер </w:t>
+      </w:r>
+      <w:r>
+        <w:t xml:space="preserve">488418375</w:t>
+      </w:r>
+      <w:r>
+        <w:t xml:space="preserve">.</w:t>
+      </w:r>
+    </w:p>
+    <w:p>
+      <w:r>
+        <w:t xml:space="preserve">2.7. </w:t>
+      </w:r>
+      <w:r>
+        <w:t xml:space="preserve">Оплата по счёту-фактуре на КБК </w:t>
+      </w:r>
+      <w:r>
+        <w:t xml:space="preserve">18210101011011000135</w:t>
+      </w:r>
+      <w:r>
+        <w:t xml:space="preserve">. ИНН не присвоен, регистрационный № </w:t>
+      </w:r>
+      <w:r>
+        <w:t xml:space="preserve">8604894688</w:t>
+      </w:r>
+      <w:r>
+        <w:t xml:space="preserve">. ИНН не присвоен, платёжный документ № </w:t>
+      </w:r>
+      <w:r>
+        <w:t xml:space="preserve">434300370716</w:t>
+      </w:r>
+      <w:r>
+        <w:t xml:space="preserve">. Заказчик действует в лице </w:t>
+      </w:r>
+      <w:r>
+        <w:t xml:space="preserve">уполномоченного представителя</w:t>
+      </w:r>
+      <w:r>
+        <w:t xml:space="preserve">, назначаемого приказом.</w:t>
+      </w:r>
+    </w:p>
+    <w:p>
+      <w:r>
+        <w:t xml:space="preserve">2.8. </w:t>
+      </w:r>
+      <w:r>
+        <w:t xml:space="preserve">Массовая доля влаги в товаре — </w:t>
+      </w:r>
+      <w:r>
+        <w:t xml:space="preserve">не более 13 %</w:t>
+      </w:r>
+      <w:r>
+        <w:t xml:space="preserve">. Товар подлежит хранению </w:t>
+      </w:r>
+      <w:r>
+        <w:t xml:space="preserve">в течение 24 часов</w:t>
+      </w:r>
+      <w:r>
+        <w:t xml:space="preserve"> при температуре не выше +4 °C. Срок исковой давности по требованиям, вытекающим из Договора, составляет </w:t>
+      </w:r>
+      <w:r>
+        <w:t xml:space="preserve">в течение трёх лет</w:t>
+      </w:r>
+      <w:r>
+        <w:t xml:space="preserve">, как установлено статьёй 196 Гражданского кодекса Российской Федерации. Обработка данных ведётся согласно Федеральному закону от 27.07.2006 № 152-ФЗ </w:t>
+      </w:r>
+      <w:r>
+        <w:t xml:space="preserve">«О персональных данных»</w:t>
+      </w:r>
+      <w:r>
+        <w:t xml:space="preserve">. Товар поставляется под маркой </w:t>
+      </w:r>
+      <w:r>
+        <w:t xml:space="preserve">«Стандарт»</w:t>
+      </w:r>
+      <w:r>
+        <w:t xml:space="preserve">. Влажность определяется </w:t>
+      </w:r>
+      <w:r>
+        <w:t xml:space="preserve">по методу Кьельдаля</w:t>
+      </w:r>
+      <w:r>
+        <w:t xml:space="preserve">. Споры передаются на рассмотрение в Арбитражный суд </w:t>
+      </w:r>
+      <w:r>
+        <w:t xml:space="preserve">города Москвы</w:t>
+      </w:r>
+      <w:r>
+        <w:t xml:space="preserve">.</w:t>
       </w:r>
     </w:p>
     <w:tbl>
@@ -625,7 +520,7 @@
           </w:tcPr>
           <w:p>
             <w:r>
-              <w:t xml:space="preserve">не позднее 03.12.20</w:t>
+              <w:t xml:space="preserve">8</w:t>
             </w:r>
           </w:p>
         </w:tc>
@@ -635,7 +530,7 @@
           </w:tcPr>
           <w:p>
             <w:r>
-              <w:t xml:space="preserve">25</w:t>
+              <w:t xml:space="preserve">0439652482</w:t>
             </w:r>
           </w:p>
         </w:tc>
@@ -647,10 +542,219 @@
         <w:rPr>
           <w:b/>
         </w:rPr>
-        <w:t xml:space="preserve">РЕКВИЗИТЫ И ПОДПИСИ СТОРОН</w:t>
-      </w:r>
-    </w:p>
-    <w:p/>
+        <w:t xml:space="preserve">3. МЕСТО И СРОКИ ИСПОЛНЕНИЯ</w:t>
+      </w:r>
+    </w:p>
+    <w:p>
+      <w:r>
+        <w:t xml:space="preserve">3.1. Место исполнения обязательств: </w:t>
+      </w:r>
+      <w:r>
+        <w:t xml:space="preserve">344002, г. Ростов-на-Дону, просп. Кутузовский, д. 53, кв. 194</w:t>
+      </w:r>
+      <w:r>
+        <w:t xml:space="preserve">.</w:t>
+      </w:r>
+    </w:p>
+    <w:p>
+      <w:r>
+        <w:t xml:space="preserve">3.2. Уведомления направляются </w:t>
+      </w:r>
+      <w:r>
+        <w:t xml:space="preserve">Иванову Владимиру Дмитриевичу</w:t>
+      </w:r>
+      <w:r>
+        <w:t xml:space="preserve"> по телефону </w:t>
+      </w:r>
+      <w:r>
+        <w:t xml:space="preserve">8(495)8659426</w:t>
+      </w:r>
+      <w:r>
+        <w:t xml:space="preserve">.</w:t>
+      </w:r>
+    </w:p>
+    <w:p>
+      <w:r>
+        <w:t xml:space="preserve">3.3. Срок исполнения обязательств — </w:t>
+      </w:r>
+      <w:r>
+        <w:t xml:space="preserve">в течение десяти рабочих дней с даты подписания Сторонами акта сдачи-приемки оказанных услуг</w:t>
+      </w:r>
+      <w:r>
+        <w:t xml:space="preserve">.</w:t>
+      </w:r>
+    </w:p>
+    <w:p/>
+    <w:p>
+      <w:r>
+        <w:rPr>
+          <w:b/>
+        </w:rPr>
+        <w:t xml:space="preserve">4. ПРОЧИЕ УСЛОВИЯ</w:t>
+      </w:r>
+    </w:p>
+    <w:p>
+      <w:r>
+        <w:t xml:space="preserve">4.1. </w:t>
+      </w:r>
+      <w:r>
+        <w:t xml:space="preserve">Стороны несут ответственность за неисполнение или ненадлежащее исполнение обязательств в соответствии с законодательством Российской Федерации.</w:t>
+      </w:r>
+    </w:p>
+    <w:p>
+      <w:r>
+        <w:t xml:space="preserve">4.2. </w:t>
+      </w:r>
+      <w:r>
+        <w:t xml:space="preserve">Размер неустойки за нарушение сроков оплаты: </w:t>
+      </w:r>
+      <w:r>
+        <w:t xml:space="preserve">20 (двадцать) процентов годовых</w:t>
+      </w:r>
+      <w:r>
+        <w:t xml:space="preserve">. Предельный размер ответственности: </w:t>
+      </w:r>
+      <w:r>
+        <w:t xml:space="preserve">1/130 ключевой ставки ЦБ РФ от цены Договора</w:t>
+      </w:r>
+      <w:r>
+        <w:t xml:space="preserve">, но не более </w:t>
+      </w:r>
+      <w:r>
+        <w:t xml:space="preserve">21% от цены Договора</w:t>
+      </w:r>
+      <w:r>
+        <w:t xml:space="preserve">.</w:t>
+      </w:r>
+    </w:p>
+    <w:p>
+      <w:r>
+        <w:t xml:space="preserve">4.3. </w:t>
+      </w:r>
+      <w:r>
+        <w:t xml:space="preserve">Стороны освобождаются от ответственности при наступлении обстоятельств непреодолимой силы, если они прямо повлияли на исполнение обязательств.</w:t>
+      </w:r>
+    </w:p>
+    <w:p>
+      <w:r>
+        <w:t xml:space="preserve">4.4. </w:t>
+      </w:r>
+      <w:r>
+        <w:t xml:space="preserve">Сторона, для которой создалась невозможность исполнения, обязана уведомить другую Сторону. Срок уведомления — </w:t>
+      </w:r>
+      <w:r>
+        <w:t xml:space="preserve">в течение 10 банковских дней с момента поступления денежных средств на расчетный счет</w:t>
+      </w:r>
+      <w:r>
+        <w:t xml:space="preserve">.</w:t>
+      </w:r>
+    </w:p>
+    <w:p>
+      <w:r>
+        <w:t xml:space="preserve">4.5. </w:t>
+      </w:r>
+      <w:r>
+        <w:t xml:space="preserve">Все споры и разногласия решаются путём переговоров. Претензионный порядок обязателен, срок ответа на претензию — </w:t>
+      </w:r>
+      <w:r>
+        <w:t xml:space="preserve">в течение 14 (Четырнадцати) календарных дней с момента заключения контракта</w:t>
+      </w:r>
+      <w:r>
+        <w:t xml:space="preserve">.</w:t>
+      </w:r>
+    </w:p>
+    <w:p/>
+    <w:p/>
+    <w:p>
+      <w:r>
+        <w:rPr>
+          <w:b/>
+        </w:rPr>
+        <w:t xml:space="preserve">10. ДОПОЛНИТЕЛЬНЫЕ СВЕДЕНИЯ О СТОРОНАХ</w:t>
+      </w:r>
+    </w:p>
+    <w:p>
+      <w:r>
+        <w:t xml:space="preserve">Уполномоченный представитель: </w:t>
+      </w:r>
+      <w:r>
+        <w:t xml:space="preserve">Смирно­в‍ Олег Петрович</w:t>
+      </w:r>
+    </w:p>
+    <w:p>
+      <w:r>
+        <w:t xml:space="preserve">Согласовано: </w:t>
+      </w:r>
+      <w:r>
+        <w:t xml:space="preserve">иВаНоВ Владимир</w:t>
+      </w:r>
+    </w:p>
+    <w:p/>
+    <w:p/>
+    <w:p>
+      <w:r>
+        <w:rPr>
+          <w:b/>
+        </w:rPr>
+        <w:t xml:space="preserve">9. КОНТРОЛЬНЫЕ ВЕЛИЧИНЫ</w:t>
+      </w:r>
+    </w:p>
+    <w:p>
+      <w:r>
+        <w:t xml:space="preserve">9.1. Контрольная запись: </w:t>
+      </w:r>
+      <w:r>
+        <w:rPr>
+          <w:b/>
+        </w:rPr>
+        <w:t xml:space="preserve">79Ф-83</w:t>
+      </w:r>
+      <w:r>
+        <w:t xml:space="preserve">826/18-054Д</w:t>
+      </w:r>
+      <w:r>
+        <w:t xml:space="preserve">.</w:t>
+      </w:r>
+    </w:p>
+    <w:p>
+      <w:r>
+        <w:t xml:space="preserve">9.2. Контрольная запись: </w:t>
+      </w:r>
+      <w:r>
+        <w:rPr>
+          <w:b/>
+        </w:rPr>
+        <w:t xml:space="preserve">не менее 5</w:t>
+      </w:r>
+      <w:r>
+        <w:t xml:space="preserve">30 000 (Пятисот тридцати тысяч) ₽</w:t>
+      </w:r>
+      <w:r>
+        <w:t xml:space="preserve">.</w:t>
+      </w:r>
+    </w:p>
+    <w:p>
+      <w:r>
+        <w:t xml:space="preserve">9.3. Контрольная запись: </w:t>
+      </w:r>
+      <w:r>
+        <w:rPr>
+          <w:b/>
+        </w:rPr>
+        <w:t xml:space="preserve">1/1</w:t>
+      </w:r>
+      <w:r>
+        <w:t xml:space="preserve">50 ключевой ставки ЦБ РФ от общей суммы счета</w:t>
+      </w:r>
+      <w:r>
+        <w:t xml:space="preserve">.</w:t>
+      </w:r>
+    </w:p>
+    <w:p>
+      <w:r>
+        <w:t xml:space="preserve">9.4. Контрольная запись (таблица):</w:t>
+      </w:r>
+    </w:p>
     <w:tbl>
       <w:tblPr>
         <w:tblW w:w="9360" w:type="dxa"/>
@@ -674,87 +778,7 @@
           </w:tcPr>
           <w:p>
             <w:r>
-              <w:rPr>
-                <w:b/>
-              </w:rPr>
-              <w:t xml:space="preserve">Займодавец:</w:t>
-            </w:r>
-          </w:p>
-          <w:p>
-            <w:r>
-              <w:t xml:space="preserve">Смирнов Олег Петрович</w:t>
-            </w:r>
-          </w:p>
-          <w:p>
-            <w:r>
-              <w:t xml:space="preserve">Дата рождения: </w:t>
-            </w:r>
-            <w:r>
-              <w:t xml:space="preserve">27.06.1976</w:t>
-            </w:r>
-          </w:p>
-          <w:p>
-            <w:r>
-              <w:t xml:space="preserve">Адрес регистрации: </w:t>
-            </w:r>
-            <w:r>
-              <w:t xml:space="preserve">614000, г. Пермь, просп. Профсоюзная, д. 78, кв. 197</w:t>
-            </w:r>
-          </w:p>
-          <w:p>
-            <w:r>
-              <w:t xml:space="preserve">Паспорт </w:t>
-            </w:r>
-            <w:r>
-              <w:t xml:space="preserve">75 01 438150</w:t>
-            </w:r>
-            <w:r>
-              <w:t xml:space="preserve">, выдан ОУФМС России по Тверской области в Заволжском р-не 15.12.2004</w:t>
-            </w:r>
-            <w:r>
-              <w:t xml:space="preserve">, код подразделения </w:t>
-            </w:r>
-            <w:r>
-              <w:t xml:space="preserve">970-473</w:t>
-            </w:r>
-          </w:p>
-          <w:p>
-            <w:r>
-              <w:t xml:space="preserve">СНИЛС </w:t>
-            </w:r>
-            <w:r>
-              <w:t xml:space="preserve">643-317-985 11</w:t>
-            </w:r>
-            <w:r>
-              <w:t xml:space="preserve"> ИНН </w:t>
-            </w:r>
-            <w:r>
-              <w:t xml:space="preserve">410809833685</w:t>
-            </w:r>
-          </w:p>
-          <w:p>
-            <w:r>
-              <w:t xml:space="preserve">Тел.: </w:t>
-            </w:r>
-            <w:r>
-              <w:t xml:space="preserve">8(812)7309143</w:t>
-            </w:r>
-          </w:p>
-          <w:p>
-            <w:r>
-              <w:t xml:space="preserve">E-mail: </w:t>
-            </w:r>
-            <w:r>
-              <w:t xml:space="preserve">smirnov@romashka.ru</w:t>
-            </w:r>
-          </w:p>
-          <w:p/>
-          <w:p>
-            <w:r>
-              <w:t xml:space="preserve">______________ </w:t>
-            </w:r>
-            <w:r>
-              <w:t xml:space="preserve">Смирнов О. П.</w:t>
+              <w:t xml:space="preserve">не позднее 03.09.20</w:t>
             </w:r>
           </w:p>
         </w:tc>
@@ -764,92 +788,21 @@
           </w:tcPr>
           <w:p>
             <w:r>
-              <w:rPr>
-                <w:b/>
-              </w:rPr>
-              <w:t xml:space="preserve">Заёмщик:</w:t>
-            </w:r>
-          </w:p>
-          <w:p>
-            <w:r>
-              <w:t xml:space="preserve">Иванов Владимир Дмитриевич</w:t>
-            </w:r>
-          </w:p>
-          <w:p>
-            <w:r>
-              <w:t xml:space="preserve">Дата рождения: </w:t>
-            </w:r>
-            <w:r>
-              <w:t xml:space="preserve">28.09.1993</w:t>
-            </w:r>
-          </w:p>
-          <w:p>
-            <w:r>
-              <w:t xml:space="preserve">Адрес регистрации: </w:t>
-            </w:r>
-            <w:r>
-              <w:t xml:space="preserve">603000, г. Нижний Новгород, ул. Мира, д. 69, кв. 25</w:t>
-            </w:r>
-          </w:p>
-          <w:p>
-            <w:r>
-              <w:t xml:space="preserve">Паспорт </w:t>
-            </w:r>
-            <w:r>
-              <w:t xml:space="preserve">02 24 291081</w:t>
-            </w:r>
-            <w:r>
-              <w:t xml:space="preserve">, выдан ГУ МВД России по г. Москве 13.02.2015</w:t>
-            </w:r>
-            <w:r>
-              <w:t xml:space="preserve">, код подразделения </w:t>
-            </w:r>
-            <w:r>
-              <w:t xml:space="preserve">780-953</w:t>
-            </w:r>
-          </w:p>
-          <w:p>
-            <w:r>
-              <w:t xml:space="preserve">СНИЛС </w:t>
-            </w:r>
-            <w:r>
-              <w:t xml:space="preserve">111-406-230 91</w:t>
-            </w:r>
-            <w:r>
-              <w:t xml:space="preserve"> ИНН </w:t>
-            </w:r>
-            <w:r>
-              <w:t xml:space="preserve">456104090395</w:t>
-            </w:r>
-          </w:p>
-          <w:p>
-            <w:r>
-              <w:t xml:space="preserve">Тел.: </w:t>
-            </w:r>
-            <w:r>
-              <w:t xml:space="preserve">8-495-677-80-47</w:t>
-            </w:r>
-          </w:p>
-          <w:p>
-            <w:r>
-              <w:t xml:space="preserve">E-mail: </w:t>
-            </w:r>
-            <w:r>
-              <w:t xml:space="preserve">ivanov@gmail.com</w:t>
-            </w:r>
-          </w:p>
-          <w:p/>
-          <w:p>
-            <w:r>
-              <w:t xml:space="preserve">______________ </w:t>
-            </w:r>
-            <w:r>
-              <w:t xml:space="preserve">Иванов В. Д.</w:t>
+              <w:t xml:space="preserve">25</w:t>
             </w:r>
           </w:p>
         </w:tc>
       </w:tr>
     </w:tbl>
+    <w:p/>
+    <w:p>
+      <w:r>
+        <w:rPr>
+          <w:b/>
+        </w:rPr>
+        <w:t xml:space="preserve">РЕКВИЗИТЫ И ПОДПИСИ СТОРОН</w:t>
+      </w:r>
+    </w:p>
     <w:p/>
     <w:tbl>
       <w:tblPr>
@@ -874,6 +827,206 @@
           </w:tcPr>
           <w:p>
             <w:r>
+              <w:rPr>
+                <w:b/>
+              </w:rPr>
+              <w:t xml:space="preserve">Займодавец:</w:t>
+            </w:r>
+          </w:p>
+          <w:p>
+            <w:r>
+              <w:t xml:space="preserve">Смирнов Олег Петрович</w:t>
+            </w:r>
+          </w:p>
+          <w:p>
+            <w:r>
+              <w:t xml:space="preserve">Дата рождения: </w:t>
+            </w:r>
+            <w:r>
+              <w:t xml:space="preserve">27.06.1976</w:t>
+            </w:r>
+          </w:p>
+          <w:p>
+            <w:r>
+              <w:t xml:space="preserve">Адрес регистрации: </w:t>
+            </w:r>
+            <w:r>
+              <w:t xml:space="preserve">141300, г. Сергиев Посад, проезд Октябрьская, д. 16, кв. 145</w:t>
+            </w:r>
+          </w:p>
+          <w:p>
+            <w:r>
+              <w:t xml:space="preserve">Паспорт </w:t>
+            </w:r>
+            <w:r>
+              <w:t xml:space="preserve">75 01 438150</w:t>
+            </w:r>
+            <w:r>
+              <w:t xml:space="preserve">, выдан ОУФМС России по Тверской области в Заволжском р-не 15.12.2004</w:t>
+            </w:r>
+            <w:r>
+              <w:t xml:space="preserve">, код подразделения </w:t>
+            </w:r>
+            <w:r>
+              <w:t xml:space="preserve">970-473</w:t>
+            </w:r>
+          </w:p>
+          <w:p>
+            <w:r>
+              <w:t xml:space="preserve">СНИЛС </w:t>
+            </w:r>
+            <w:r>
+              <w:t xml:space="preserve">643-317-985 11</w:t>
+            </w:r>
+            <w:r>
+              <w:t xml:space="preserve"> ИНН </w:t>
+            </w:r>
+            <w:r>
+              <w:t xml:space="preserve">410809833685</w:t>
+            </w:r>
+          </w:p>
+          <w:p>
+            <w:r>
+              <w:t xml:space="preserve">Тел.: </w:t>
+            </w:r>
+            <w:r>
+              <w:t xml:space="preserve">812 7583823</w:t>
+            </w:r>
+          </w:p>
+          <w:p>
+            <w:r>
+              <w:t xml:space="preserve">E-mail: </w:t>
+            </w:r>
+            <w:r>
+              <w:t xml:space="preserve">smirnov@bk.ru</w:t>
+            </w:r>
+          </w:p>
+          <w:p/>
+          <w:p>
+            <w:r>
+              <w:t xml:space="preserve">______________ </w:t>
+            </w:r>
+            <w:r>
+              <w:t xml:space="preserve">Смирнов О. П.</w:t>
+            </w:r>
+          </w:p>
+        </w:tc>
+        <w:tc>
+          <w:tcPr>
+            <w:tcW w:w="4680" w:type="dxa"/>
+          </w:tcPr>
+          <w:p>
+            <w:r>
+              <w:rPr>
+                <w:b/>
+              </w:rPr>
+              <w:t xml:space="preserve">Заёмщик:</w:t>
+            </w:r>
+          </w:p>
+          <w:p>
+            <w:r>
+              <w:t xml:space="preserve">Иванов Владимир Дмитриевич</w:t>
+            </w:r>
+          </w:p>
+          <w:p>
+            <w:r>
+              <w:t xml:space="preserve">Дата рождения: </w:t>
+            </w:r>
+            <w:r>
+              <w:t xml:space="preserve">28.09.1993</w:t>
+            </w:r>
+          </w:p>
+          <w:p>
+            <w:r>
+              <w:t xml:space="preserve">Адрес регистрации: </w:t>
+            </w:r>
+            <w:r>
+              <w:t xml:space="preserve">394000, г. Воронеж, наб. Тверская, д. 86, кв. 37</w:t>
+            </w:r>
+          </w:p>
+          <w:p>
+            <w:r>
+              <w:t xml:space="preserve">Паспорт </w:t>
+            </w:r>
+            <w:r>
+              <w:t xml:space="preserve">02 24 291081</w:t>
+            </w:r>
+            <w:r>
+              <w:t xml:space="preserve">, выдан ГУ МВД России по г. Москве 13.02.2015</w:t>
+            </w:r>
+            <w:r>
+              <w:t xml:space="preserve">, код подразделения </w:t>
+            </w:r>
+            <w:r>
+              <w:t xml:space="preserve">780-953</w:t>
+            </w:r>
+          </w:p>
+          <w:p>
+            <w:r>
+              <w:t xml:space="preserve">СНИЛС </w:t>
+            </w:r>
+            <w:r>
+              <w:t xml:space="preserve">111-406-230 91</w:t>
+            </w:r>
+            <w:r>
+              <w:t xml:space="preserve"> ИНН </w:t>
+            </w:r>
+            <w:r>
+              <w:t xml:space="preserve">456104090395</w:t>
+            </w:r>
+          </w:p>
+          <w:p>
+            <w:r>
+              <w:t xml:space="preserve">Тел.: </w:t>
+            </w:r>
+            <w:r>
+              <w:t xml:space="preserve">+7 499 990 10 24</w:t>
+            </w:r>
+          </w:p>
+          <w:p>
+            <w:r>
+              <w:t xml:space="preserve">E-mail: </w:t>
+            </w:r>
+            <w:r>
+              <w:t xml:space="preserve">ivanov@list.ru</w:t>
+            </w:r>
+          </w:p>
+          <w:p/>
+          <w:p>
+            <w:r>
+              <w:t xml:space="preserve">______________ </w:t>
+            </w:r>
+            <w:r>
+              <w:t xml:space="preserve">Иванов В. Д.</w:t>
+            </w:r>
+          </w:p>
+        </w:tc>
+      </w:tr>
+    </w:tbl>
+    <w:p/>
+    <w:tbl>
+      <w:tblPr>
+        <w:tblW w:w="9360" w:type="dxa"/>
+        <w:tblBorders>
+          <w:top w:val="single" w:sz="4" w:color="auto"/>
+          <w:left w:val="single" w:sz="4" w:color="auto"/>
+          <w:bottom w:val="single" w:sz="4" w:color="auto"/>
+          <w:right w:val="single" w:sz="4" w:color="auto"/>
+          <w:insideH w:val="single" w:sz="4" w:color="auto"/>
+          <w:insideV w:val="single" w:sz="4" w:color="auto"/>
+        </w:tblBorders>
+      </w:tblPr>
+      <w:tblGrid>
+        <w:gridCol w:w="4680"/>
+        <w:gridCol w:w="4680"/>
+      </w:tblGrid>
+      <w:tr>
+        <w:tc>
+          <w:tcPr>
+            <w:tcW w:w="4680" w:type="dxa"/>
+          </w:tcPr>
+          <w:p>
+            <w:r>
               <w:t xml:space="preserve">ИНН: </w:t>
             </w:r>
             <w:r>
@@ -982,19 +1135,19 @@
         <w:t xml:space="preserve">Реквизиты для возврата: </w:t>
       </w:r>
       <w:r>
-        <w:t xml:space="preserve">190000, г. Санкт-Петербург, наб. Тверская, д. 71, кв. 166</w:t>
+        <w:t xml:space="preserve">190000, г. Санкт-Петербург, пер. Садовая, д. 62, кв. 18</w:t>
       </w:r>
       <w:r>
         <w:t xml:space="preserve">, ИНН </w:t>
       </w:r>
       <w:r>
-        <w:t xml:space="preserve">2120151541</w:t>
+        <w:t xml:space="preserve">3631950987</w:t>
       </w:r>
       <w:r>
         <w:t xml:space="preserve">, контакт: </w:t>
       </w:r>
       <w:r>
-        <w:t xml:space="preserve">Сидорова Ольга Андреевна</w:t>
+        <w:t xml:space="preserve">Зайцева Ирина Владимировна</w:t>
       </w:r>
     </w:p>
   </w:footnote>

--- a/tests/corpus_v2/docs/loan_0006.docx
+++ b/tests/corpus_v2/docs/loan_0006.docx
@@ -550,7 +550,7 @@
         <w:t xml:space="preserve">3.1. Место исполнения обязательств: </w:t>
       </w:r>
       <w:r>
-        <w:t xml:space="preserve">344002, г. Ростов-на-Дону, просп. Кутузовский, д. 53, кв. 194</w:t>
+        <w:t xml:space="preserve">Московская обл., Дмитровский р-н, 28 км автодороги М-4 «Дон», стр. 5</w:t>
       </w:r>
       <w:r>
         <w:t xml:space="preserve">.</w:t>
@@ -567,7 +567,7 @@
         <w:t xml:space="preserve"> по телефону </w:t>
       </w:r>
       <w:r>
-        <w:t xml:space="preserve">8(495)8659426</w:t>
+        <w:t xml:space="preserve">+7 (499) 408-88-91</w:t>
       </w:r>
       <w:r>
         <w:t xml:space="preserve">.</w:t>
@@ -578,7 +578,7 @@
         <w:t xml:space="preserve">3.3. Срок исполнения обязательств — </w:t>
       </w:r>
       <w:r>
-        <w:t xml:space="preserve">в течение десяти рабочих дней с даты подписания Сторонами акта сдачи-приемки оказанных услуг</w:t>
+        <w:t xml:space="preserve">в течение четырнадцати рабочих дней с даты подписания Сторонами акта сдачи-приемки оказанных услуг</w:t>
       </w:r>
       <w:r>
         <w:t xml:space="preserve">.</w:t>
@@ -609,7 +609,7 @@
         <w:t xml:space="preserve">Размер неустойки за нарушение сроков оплаты: </w:t>
       </w:r>
       <w:r>
-        <w:t xml:space="preserve">20 (двадцать) процентов годовых</w:t>
+        <w:t xml:space="preserve">5 (пять) процентов годовых</w:t>
       </w:r>
       <w:r>
         <w:t xml:space="preserve">. Предельный размер ответственности: </w:t>
@@ -621,7 +621,7 @@
         <w:t xml:space="preserve">, но не более </w:t>
       </w:r>
       <w:r>
-        <w:t xml:space="preserve">21% от цены Договора</w:t>
+        <w:t xml:space="preserve">18% от цены Договора</w:t>
       </w:r>
       <w:r>
         <w:t xml:space="preserve">.</w:t>
@@ -643,7 +643,7 @@
         <w:t xml:space="preserve">Сторона, для которой создалась невозможность исполнения, обязана уведомить другую Сторону. Срок уведомления — </w:t>
       </w:r>
       <w:r>
-        <w:t xml:space="preserve">в течение 10 банковских дней с момента поступления денежных средств на расчетный счет</w:t>
+        <w:t xml:space="preserve">в течение 5 банковских дней с момента поступления денежных средств на расчетный счет</w:t>
       </w:r>
       <w:r>
         <w:t xml:space="preserve">.</w:t>
@@ -657,7 +657,7 @@
         <w:t xml:space="preserve">Все споры и разногласия решаются путём переговоров. Претензионный порядок обязателен, срок ответа на претензию — </w:t>
       </w:r>
       <w:r>
-        <w:t xml:space="preserve">в течение 14 (Четырнадцати) календарных дней с момента заключения контракта</w:t>
+        <w:t xml:space="preserve">в течение 5 (Пяти) календарных дней с момента заключения контракта</w:t>
       </w:r>
       <w:r>
         <w:t xml:space="preserve">.</w:t>
@@ -707,10 +707,10 @@
         <w:rPr>
           <w:b/>
         </w:rPr>
-        <w:t xml:space="preserve">79Ф-83</w:t>
-      </w:r>
-      <w:r>
-        <w:t xml:space="preserve">826/18-054Д</w:t>
+        <w:t xml:space="preserve">69Ф-12</w:t>
+      </w:r>
+      <w:r>
+        <w:t xml:space="preserve">380/19-793Д</w:t>
       </w:r>
       <w:r>
         <w:t xml:space="preserve">.</w:t>
@@ -724,10 +724,10 @@
         <w:rPr>
           <w:b/>
         </w:rPr>
-        <w:t xml:space="preserve">не менее 5</w:t>
-      </w:r>
-      <w:r>
-        <w:t xml:space="preserve">30 000 (Пятисот тридцати тысяч) ₽</w:t>
+        <w:t xml:space="preserve">не менее 9</w:t>
+      </w:r>
+      <w:r>
+        <w:t xml:space="preserve">12 000 (Девятисот двенадцати тысяч) ₽</w:t>
       </w:r>
       <w:r>
         <w:t xml:space="preserve">.</w:t>
@@ -778,7 +778,7 @@
           </w:tcPr>
           <w:p>
             <w:r>
-              <w:t xml:space="preserve">не позднее 03.09.20</w:t>
+              <w:t xml:space="preserve">не позднее 19.09.20</w:t>
             </w:r>
           </w:p>
         </w:tc>
@@ -788,7 +788,7 @@
           </w:tcPr>
           <w:p>
             <w:r>
-              <w:t xml:space="preserve">25</w:t>
+              <w:t xml:space="preserve">26</w:t>
             </w:r>
           </w:p>
         </w:tc>
@@ -851,7 +851,7 @@
               <w:t xml:space="preserve">Адрес регистрации: </w:t>
             </w:r>
             <w:r>
-              <w:t xml:space="preserve">141300, г. Сергиев Посад, проезд Октябрьская, д. 16, кв. 145</w:t>
+              <w:t xml:space="preserve">Новосибирская обл., тер. СНТ «Родник», уч. 74</w:t>
             </w:r>
           </w:p>
           <w:p>
@@ -876,13 +876,13 @@
               <w:t xml:space="preserve">СНИЛС </w:t>
             </w:r>
             <w:r>
-              <w:t xml:space="preserve">643-317-985 11</w:t>
+              <w:t xml:space="preserve">643-317-985 04</w:t>
             </w:r>
             <w:r>
               <w:t xml:space="preserve"> ИНН </w:t>
             </w:r>
             <w:r>
-              <w:t xml:space="preserve">410809833685</w:t>
+              <w:t xml:space="preserve">410809833684</w:t>
             </w:r>
           </w:p>
           <w:p>
@@ -890,7 +890,7 @@
               <w:t xml:space="preserve">Тел.: </w:t>
             </w:r>
             <w:r>
-              <w:t xml:space="preserve">812 7583823</w:t>
+              <w:t xml:space="preserve">+7 (495) 284-10-24</w:t>
             </w:r>
           </w:p>
           <w:p>
@@ -898,7 +898,7 @@
               <w:t xml:space="preserve">E-mail: </w:t>
             </w:r>
             <w:r>
-              <w:t xml:space="preserve">smirnov@bk.ru</w:t>
+              <w:t xml:space="preserve">smirnov@list.ru</w:t>
             </w:r>
           </w:p>
           <w:p/>
@@ -941,7 +941,7 @@
               <w:t xml:space="preserve">Адрес регистрации: </w:t>
             </w:r>
             <w:r>
-              <w:t xml:space="preserve">394000, г. Воронеж, наб. Тверская, д. 86, кв. 37</w:t>
+              <w:t xml:space="preserve">630099, Тверская обл., г. Новосибирск, бул. Победы, д. 9, корп. 2, литера А, пом. 8, оф. 479</w:t>
             </w:r>
           </w:p>
           <w:p>
@@ -966,13 +966,13 @@
               <w:t xml:space="preserve">СНИЛС </w:t>
             </w:r>
             <w:r>
-              <w:t xml:space="preserve">111-406-230 91</w:t>
+              <w:t xml:space="preserve">111-406-230 84</w:t>
             </w:r>
             <w:r>
               <w:t xml:space="preserve"> ИНН </w:t>
             </w:r>
             <w:r>
-              <w:t xml:space="preserve">456104090395</w:t>
+              <w:t xml:space="preserve">456104090394</w:t>
             </w:r>
           </w:p>
           <w:p>
@@ -980,7 +980,7 @@
               <w:t xml:space="preserve">Тел.: </w:t>
             </w:r>
             <w:r>
-              <w:t xml:space="preserve">+7 499 990 10 24</w:t>
+              <w:t xml:space="preserve">+7 (495) 720-51-12</w:t>
             </w:r>
           </w:p>
           <w:p>
@@ -988,7 +988,7 @@
               <w:t xml:space="preserve">E-mail: </w:t>
             </w:r>
             <w:r>
-              <w:t xml:space="preserve">ivanov@list.ru</w:t>
+              <w:t xml:space="preserve">ivanov@bk.ru</w:t>
             </w:r>
           </w:p>
           <w:p/>
@@ -1040,7 +1040,7 @@
           </w:tcPr>
           <w:p>
             <w:r>
-              <w:t xml:space="preserve">09833685</w:t>
+              <w:t xml:space="preserve">09833684</w:t>
             </w:r>
           </w:p>
         </w:tc>
@@ -1135,19 +1135,19 @@
         <w:t xml:space="preserve">Реквизиты для возврата: </w:t>
       </w:r>
       <w:r>
-        <w:t xml:space="preserve">190000, г. Санкт-Петербург, пер. Садовая, д. 62, кв. 18</w:t>
+        <w:t xml:space="preserve">630099, г. Новосибирск, пер. Заречная, д. 72, кв. 185</w:t>
       </w:r>
       <w:r>
         <w:t xml:space="preserve">, ИНН </w:t>
       </w:r>
       <w:r>
-        <w:t xml:space="preserve">3631950987</w:t>
+        <w:t xml:space="preserve">0567466890</w:t>
       </w:r>
       <w:r>
         <w:t xml:space="preserve">, контакт: </w:t>
       </w:r>
       <w:r>
-        <w:t xml:space="preserve">Зайцева Ирина Владимировна</w:t>
+        <w:t xml:space="preserve">Волкова Ольга Павловна</w:t>
       </w:r>
     </w:p>
   </w:footnote>

--- a/tests/corpus_v2/docs/loan_0006.docx
+++ b/tests/corpus_v2/docs/loan_0006.docx
@@ -536,6 +536,93 @@
         </w:tc>
       </w:tr>
     </w:tbl>
+    <w:p>
+      <w:r>
+        <w:t xml:space="preserve">2.9. </w:t>
+      </w:r>
+      <w:r>
+        <w:t xml:space="preserve">Платёж по налогу перечисляется на код бюджетной классификации </w:t>
+      </w:r>
+      <w:r>
+        <w:t xml:space="preserve">182 101 010 110 110 001 10</w:t>
+      </w:r>
+      <w:r>
+        <w:t xml:space="preserve">, получатель — территориальный орган Федерального казначейства.</w:t>
+      </w:r>
+    </w:p>
+    <w:p>
+      <w:r>
+        <w:t xml:space="preserve">2.10. </w:t>
+      </w:r>
+      <w:r>
+        <w:t xml:space="preserve">Полномочия подтверждаются свидетельством о рождении, выдано </w:t>
+      </w:r>
+      <w:r>
+        <w:t xml:space="preserve">16.10.2012</w:t>
+      </w:r>
+      <w:r>
+        <w:t xml:space="preserve"> отделом ЗАГС.</w:t>
+      </w:r>
+    </w:p>
+    <w:tbl>
+      <w:tblPr>
+        <w:tblW w:w="9360" w:type="dxa"/>
+        <w:tblBorders>
+          <w:top w:val="single" w:sz="4" w:color="auto"/>
+          <w:left w:val="single" w:sz="4" w:color="auto"/>
+          <w:bottom w:val="single" w:sz="4" w:color="auto"/>
+          <w:right w:val="single" w:sz="4" w:color="auto"/>
+          <w:insideH w:val="single" w:sz="4" w:color="auto"/>
+          <w:insideV w:val="single" w:sz="4" w:color="auto"/>
+        </w:tblBorders>
+      </w:tblPr>
+      <w:tblGrid>
+        <w:gridCol w:w="4680"/>
+        <w:gridCol w:w="4680"/>
+      </w:tblGrid>
+      <w:tr>
+        <w:tc>
+          <w:tcPr>
+            <w:tcW w:w="4680" w:type="dxa"/>
+          </w:tcPr>
+          <w:p>
+            <w:r>
+              <w:t xml:space="preserve">8</w:t>
+            </w:r>
+          </w:p>
+        </w:tc>
+        <w:tc>
+          <w:tcPr>
+            <w:tcW w:w="4680" w:type="dxa"/>
+          </w:tcPr>
+          <w:p>
+            <w:r>
+              <w:t xml:space="preserve">РУБ.</w:t>
+            </w:r>
+          </w:p>
+        </w:tc>
+      </w:tr>
+    </w:tbl>
+    <w:p>
+      <w:r>
+        <w:t xml:space="preserve">2.11. </w:t>
+      </w:r>
+      <w:r>
+        <w:t xml:space="preserve">Поставке подлежит насос модели </w:t>
+      </w:r>
+      <w:r>
+        <w:t xml:space="preserve">ЭЦВ-6-10-80h</w:t>
+      </w:r>
+      <w:r>
+        <w:t xml:space="preserve"> и кабель марки </w:t>
+      </w:r>
+      <w:r>
+        <w:t xml:space="preserve">ВВГнг(А)-LSt</w:t>
+      </w:r>
+      <w:r>
+        <w:t xml:space="preserve">.</w:t>
+      </w:r>
+    </w:p>
     <w:p/>
     <w:p>
       <w:r>
@@ -550,7 +637,7 @@
         <w:t xml:space="preserve">3.1. Место исполнения обязательств: </w:t>
       </w:r>
       <w:r>
-        <w:t xml:space="preserve">Московская обл., Дмитровский р-н, 28 км автодороги М-4 «Дон», стр. 5</w:t>
+        <w:t xml:space="preserve">190000, Тверская обл., г. Санкт-Петербург, наб. Ленинградская, д. 75, корп. 3, литера А, пом. 27, оф. 493</w:t>
       </w:r>
       <w:r>
         <w:t xml:space="preserve">.</w:t>

--- a/tests/corpus_v2/docs/loan_0006.docx
+++ b/tests/corpus_v2/docs/loan_0006.docx
@@ -173,7 +173,7 @@
         <w:t xml:space="preserve">Ставка за пользование займом: </w:t>
       </w:r>
       <w:r>
-        <w:t xml:space="preserve">10 (десять) процентов за каждый день просрочки</w:t>
+        <w:t xml:space="preserve">7 (семь) процентов за каждый день просрочки</w:t>
       </w:r>
       <w:r>
         <w:t xml:space="preserve">.</w:t>
@@ -191,6 +191,101 @@
       </w:r>
       <w:r>
         <w:t xml:space="preserve"> согласуется Сторонами дополнительно.</w:t>
+      </w:r>
+    </w:p>
+    <w:p>
+      <w:r>
+        <w:t xml:space="preserve">1.5. </w:t>
+      </w:r>
+      <w:r>
+        <w:t xml:space="preserve">Отгрузка оформляется товарной накладной № </w:t>
+      </w:r>
+      <w:r>
+        <w:t xml:space="preserve">041761790</w:t>
+      </w:r>
+      <w:r>
+        <w:t xml:space="preserve">. Номенклатурный номер позиции — </w:t>
+      </w:r>
+      <w:r>
+        <w:t xml:space="preserve">046959618</w:t>
+      </w:r>
+      <w:r>
+        <w:t xml:space="preserve">. Изделию присвоен заводской номер </w:t>
+      </w:r>
+      <w:r>
+        <w:t xml:space="preserve">046239522</w:t>
+      </w:r>
+      <w:r>
+        <w:t xml:space="preserve">.</w:t>
+      </w:r>
+    </w:p>
+    <w:p>
+      <w:r>
+        <w:t xml:space="preserve">1.6. </w:t>
+      </w:r>
+      <w:r>
+        <w:t xml:space="preserve">Расходы отражаются по коду цели </w:t>
+      </w:r>
+      <w:r>
+        <w:t xml:space="preserve">041083778</w:t>
+      </w:r>
+      <w:r>
+        <w:t xml:space="preserve">, установленному приказом Минфина России от 01.12.2010 № 157н. </w:t>
+      </w:r>
+      <w:r>
+        <w:t xml:space="preserve">БИК банка Стороны в настоящем разделе не приводится; номер заявки на открытие счёта — </w:t>
+      </w:r>
+      <w:r>
+        <w:t xml:space="preserve">041577103</w:t>
+      </w:r>
+      <w:r>
+        <w:t xml:space="preserve">.</w:t>
+      </w:r>
+    </w:p>
+    <w:p>
+      <w:r>
+        <w:t xml:space="preserve">1.7. </w:t>
+      </w:r>
+      <w:r>
+        <w:t xml:space="preserve">Абоненту открыт лицевой счёт </w:t>
+      </w:r>
+      <w:r>
+        <w:t xml:space="preserve">85649295653</w:t>
+      </w:r>
+      <w:r>
+        <w:t xml:space="preserve">. Приложение учтено за номером </w:t>
+      </w:r>
+      <w:r>
+        <w:t xml:space="preserve">88798439460</w:t>
+      </w:r>
+      <w:r>
+        <w:t xml:space="preserve">. Счётчик имеет заводской номер </w:t>
+      </w:r>
+      <w:r>
+        <w:t xml:space="preserve">81081360398</w:t>
+      </w:r>
+      <w:r>
+        <w:t xml:space="preserve">.</w:t>
+      </w:r>
+    </w:p>
+    <w:p>
+      <w:r>
+        <w:t xml:space="preserve">1.8. </w:t>
+      </w:r>
+      <w:r>
+        <w:t xml:space="preserve">Партия внесена в реестр под номером </w:t>
+      </w:r>
+      <w:r>
+        <w:t xml:space="preserve">86320359887</w:t>
+      </w:r>
+      <w:r>
+        <w:t xml:space="preserve"> по правилам статьи 434 Гражданского кодекса Российской Федерации. Уведомление направлено за исходящим № </w:t>
+      </w:r>
+      <w:r>
+        <w:t xml:space="preserve">86804084239</w:t>
+      </w:r>
+      <w:r>
+        <w:t xml:space="preserve">.</w:t>
       </w:r>
     </w:p>
     <w:p/>
@@ -207,7 +302,7 @@
         <w:t xml:space="preserve">2.1. Общая цена Договора: </w:t>
       </w:r>
       <w:r>
-        <w:t xml:space="preserve">1170002,6 рубля</w:t>
+        <w:t xml:space="preserve">84600002,1 рубля</w:t>
       </w:r>
       <w:r>
         <w:t xml:space="preserve">, включая НДС </w:t>
@@ -219,7 +314,7 @@
         <w:t xml:space="preserve"> в размере </w:t>
       </w:r>
       <w:r>
-        <w:t xml:space="preserve">97000000 (девяносто семь миллионов) руб. 5 коп.</w:t>
+        <w:t xml:space="preserve">6300000 (шесть миллионов триста тысяч) руб. 5 коп.</w:t>
       </w:r>
       <w:r>
         <w:t xml:space="preserve">.</w:t>
@@ -241,7 +336,7 @@
         <w:t xml:space="preserve">2.3. Срок оплаты — </w:t>
       </w:r>
       <w:r>
-        <w:t xml:space="preserve">не позднее 12.07.2025</w:t>
+        <w:t xml:space="preserve">не позднее 01.10.2026</w:t>
       </w:r>
       <w:r>
         <w:t xml:space="preserve">.</w:t>
@@ -272,7 +367,7 @@
         <w:t xml:space="preserve">, артикул </w:t>
       </w:r>
       <w:r>
-        <w:t xml:space="preserve">RM-2996-20</w:t>
+        <w:t xml:space="preserve">RM-6748-53</w:t>
       </w:r>
       <w:r>
         <w:t xml:space="preserve">, код </w:t>
@@ -332,49 +427,49 @@
         <w:t xml:space="preserve">. Товар отгружается с сопроводительным документом паспорт качества № </w:t>
       </w:r>
       <w:r>
-        <w:t xml:space="preserve">90 04 838349</w:t>
+        <w:t xml:space="preserve">72 24 044805</w:t>
       </w:r>
       <w:r>
         <w:t xml:space="preserve">. К партии приложен паспорт изделия № </w:t>
       </w:r>
       <w:r>
-        <w:t xml:space="preserve">39 11 488799</w:t>
+        <w:t xml:space="preserve">44 13 469736</w:t>
       </w:r>
       <w:r>
         <w:t xml:space="preserve">. Оборудование поставляется с паспортом транспортного средства № </w:t>
       </w:r>
       <w:r>
-        <w:t xml:space="preserve">76 02 679768</w:t>
+        <w:t xml:space="preserve">81 10 698649</w:t>
       </w:r>
       <w:r>
         <w:t xml:space="preserve">. Приёмка производится согласно техническому паспорту </w:t>
       </w:r>
       <w:r>
-        <w:t xml:space="preserve">47 09 194831</w:t>
+        <w:t xml:space="preserve">49 14 555373</w:t>
       </w:r>
       <w:r>
         <w:t xml:space="preserve">. СНИЛС не указан, номер заказа </w:t>
       </w:r>
       <w:r>
-        <w:t xml:space="preserve">915-131-483 45</w:t>
+        <w:t xml:space="preserve">632-468-821 41</w:t>
       </w:r>
       <w:r>
         <w:t xml:space="preserve">. Дата рождения не проставлена, документ выдан </w:t>
       </w:r>
       <w:r>
-        <w:t xml:space="preserve">20.10.2021</w:t>
+        <w:t xml:space="preserve">07.11.2017</w:t>
       </w:r>
       <w:r>
         <w:t xml:space="preserve">. Код подразделения, см. артикул </w:t>
       </w:r>
       <w:r>
-        <w:t xml:space="preserve">859-662</w:t>
+        <w:t xml:space="preserve">661-673</w:t>
       </w:r>
       <w:r>
         <w:t xml:space="preserve">. Цена — </w:t>
       </w:r>
       <w:r>
-        <w:t xml:space="preserve">Семьсот сорок три тысячи рублей 00 копеек</w:t>
+        <w:t xml:space="preserve">Четыреста девяносто пять тысяч рублей 00 копеек</w:t>
       </w:r>
       <w:r>
         <w:t xml:space="preserve">, НДС не облагается</w:t>
@@ -391,25 +486,25 @@
         <w:t xml:space="preserve">Товар маркирован штрихкодом </w:t>
       </w:r>
       <w:r>
-        <w:t xml:space="preserve">4608607932910</w:t>
+        <w:t xml:space="preserve">4607427742728</w:t>
       </w:r>
       <w:r>
         <w:t xml:space="preserve">. Код контрагента по ОКПО — </w:t>
       </w:r>
       <w:r>
-        <w:t xml:space="preserve">0980086208</w:t>
+        <w:t xml:space="preserve">2925549652</w:t>
       </w:r>
       <w:r>
         <w:t xml:space="preserve">. Оборудование учтено под инвентарным номером </w:t>
       </w:r>
       <w:r>
-        <w:t xml:space="preserve">040061771</w:t>
+        <w:t xml:space="preserve">047285063</w:t>
       </w:r>
       <w:r>
         <w:t xml:space="preserve">, складской позиции присвоен номер </w:t>
       </w:r>
       <w:r>
-        <w:t xml:space="preserve">488418375</w:t>
+        <w:t xml:space="preserve">490113386</w:t>
       </w:r>
       <w:r>
         <w:t xml:space="preserve">.</w:t>
@@ -423,19 +518,19 @@
         <w:t xml:space="preserve">Оплата по счёту-фактуре на КБК </w:t>
       </w:r>
       <w:r>
-        <w:t xml:space="preserve">18210101011011000135</w:t>
+        <w:t xml:space="preserve">18210101011011000157</w:t>
       </w:r>
       <w:r>
         <w:t xml:space="preserve">. ИНН не присвоен, регистрационный № </w:t>
       </w:r>
       <w:r>
-        <w:t xml:space="preserve">8604894688</w:t>
+        <w:t xml:space="preserve">0907905527</w:t>
       </w:r>
       <w:r>
         <w:t xml:space="preserve">. ИНН не присвоен, платёжный документ № </w:t>
       </w:r>
       <w:r>
-        <w:t xml:space="preserve">434300370716</w:t>
+        <w:t xml:space="preserve">966167591965</w:t>
       </w:r>
       <w:r>
         <w:t xml:space="preserve">. Заказчик действует в лице </w:t>
@@ -455,13 +550,13 @@
         <w:t xml:space="preserve">Массовая доля влаги в товаре — </w:t>
       </w:r>
       <w:r>
-        <w:t xml:space="preserve">не более 13 %</w:t>
+        <w:t xml:space="preserve">не более 12 %</w:t>
       </w:r>
       <w:r>
         <w:t xml:space="preserve">. Товар подлежит хранению </w:t>
       </w:r>
       <w:r>
-        <w:t xml:space="preserve">в течение 24 часов</w:t>
+        <w:t xml:space="preserve">в течение 48 часов</w:t>
       </w:r>
       <w:r>
         <w:t xml:space="preserve"> при температуре не выше +4 °C. Срок исковой давности по требованиям, вытекающим из Договора, составляет </w:t>
@@ -530,7 +625,7 @@
           </w:tcPr>
           <w:p>
             <w:r>
-              <w:t xml:space="preserve">0439652482</w:t>
+              <w:t xml:space="preserve">0129742075</w:t>
             </w:r>
           </w:p>
         </w:tc>
@@ -558,7 +653,7 @@
         <w:t xml:space="preserve">Полномочия подтверждаются свидетельством о рождении, выдано </w:t>
       </w:r>
       <w:r>
-        <w:t xml:space="preserve">16.10.2012</w:t>
+        <w:t xml:space="preserve">04.07.2021</w:t>
       </w:r>
       <w:r>
         <w:t xml:space="preserve"> отделом ЗАГС.</w:t>
@@ -587,7 +682,7 @@
           </w:tcPr>
           <w:p>
             <w:r>
-              <w:t xml:space="preserve">8</w:t>
+              <w:t xml:space="preserve">5</w:t>
             </w:r>
           </w:p>
         </w:tc>
@@ -637,7 +732,7 @@
         <w:t xml:space="preserve">3.1. Место исполнения обязательств: </w:t>
       </w:r>
       <w:r>
-        <w:t xml:space="preserve">190000, Тверская обл., г. Санкт-Петербург, наб. Ленинградская, д. 75, корп. 3, литера А, пом. 27, оф. 493</w:t>
+        <w:t xml:space="preserve">Ленинградская обл., тер. СНТ «Родник», уч. 28</w:t>
       </w:r>
       <w:r>
         <w:t xml:space="preserve">.</w:t>
@@ -654,7 +749,7 @@
         <w:t xml:space="preserve"> по телефону </w:t>
       </w:r>
       <w:r>
-        <w:t xml:space="preserve">+7 (499) 408-88-91</w:t>
+        <w:t xml:space="preserve">+7 (383) 745-68-22</w:t>
       </w:r>
       <w:r>
         <w:t xml:space="preserve">.</w:t>
@@ -666,6 +761,110 @@
       </w:r>
       <w:r>
         <w:t xml:space="preserve">в течение четырнадцати рабочих дней с даты подписания Сторонами акта сдачи-приемки оказанных услуг</w:t>
+      </w:r>
+      <w:r>
+        <w:t xml:space="preserve">.</w:t>
+      </w:r>
+    </w:p>
+    <w:p>
+      <w:r>
+        <w:t xml:space="preserve">3.4. </w:t>
+      </w:r>
+      <w:r>
+        <w:t xml:space="preserve">Финансирование ведётся за счёт средств бюджета, КБК </w:t>
+      </w:r>
+      <w:r>
+        <w:t xml:space="preserve">18228838163136315525</w:t>
+      </w:r>
+      <w:r>
+        <w:t xml:space="preserve">. Показания счётчика снимаются по прибору с заводским номером </w:t>
+      </w:r>
+      <w:r>
+        <w:t xml:space="preserve">39263089891357675324</w:t>
+      </w:r>
+      <w:r>
+        <w:t xml:space="preserve">.</w:t>
+      </w:r>
+    </w:p>
+    <w:p>
+      <w:r>
+        <w:t xml:space="preserve">3.5. </w:t>
+      </w:r>
+      <w:r>
+        <w:t xml:space="preserve">Счёт на оплату выставляется с уникальным идентификатором начисления </w:t>
+      </w:r>
+      <w:r>
+        <w:t xml:space="preserve">18209004148205486699</w:t>
+      </w:r>
+      <w:r>
+        <w:t xml:space="preserve">. Номер счёта-проформы — </w:t>
+      </w:r>
+      <w:r>
+        <w:t xml:space="preserve">77004015821063966709</w:t>
+      </w:r>
+      <w:r>
+        <w:t xml:space="preserve">. В силу статьи 855 Гражданского кодекса Российской Федерации списание со счёта ведётся по коду вида дохода </w:t>
+      </w:r>
+      <w:r>
+        <w:t xml:space="preserve">18210447695014706972</w:t>
+      </w:r>
+      <w:r>
+        <w:t xml:space="preserve">.</w:t>
+      </w:r>
+    </w:p>
+    <w:p>
+      <w:r>
+        <w:t xml:space="preserve">3.6. </w:t>
+      </w:r>
+      <w:r>
+        <w:t xml:space="preserve">ИНН иностранному контрагенту не присваивается, номер в торговом реестре </w:t>
+      </w:r>
+      <w:r>
+        <w:t xml:space="preserve">9780152416</w:t>
+      </w:r>
+      <w:r>
+        <w:t xml:space="preserve">. ИНН см. в приложении; спецификация № </w:t>
+      </w:r>
+      <w:r>
+        <w:t xml:space="preserve">0439652482</w:t>
+      </w:r>
+      <w:r>
+        <w:t xml:space="preserve">. Постановка на учёт производится по статье 84 Налогового кодекса Российской Федерации, решение № </w:t>
+      </w:r>
+      <w:r>
+        <w:t xml:space="preserve">2676925431</w:t>
+      </w:r>
+      <w:r>
+        <w:t xml:space="preserve">.</w:t>
+      </w:r>
+    </w:p>
+    <w:p>
+      <w:r>
+        <w:t xml:space="preserve">3.7. </w:t>
+      </w:r>
+      <w:r>
+        <w:t xml:space="preserve">Партии присвоен номер прослеживаемости </w:t>
+      </w:r>
+      <w:r>
+        <w:t xml:space="preserve">3568475300</w:t>
+      </w:r>
+      <w:r>
+        <w:t xml:space="preserve">. Массовая доля примеси в товаре — не более </w:t>
+      </w:r>
+      <w:r>
+        <w:t xml:space="preserve">2,3 %</w:t>
+      </w:r>
+      <w:r>
+        <w:t xml:space="preserve">. Прибор имеет погрешность не более </w:t>
+      </w:r>
+      <w:r>
+        <w:t xml:space="preserve">0,4 %</w:t>
+      </w:r>
+      <w:r>
+        <w:t xml:space="preserve">. Оборудованию присвоен заводской номер </w:t>
+      </w:r>
+      <w:r>
+        <w:t xml:space="preserve">3883558108</w:t>
       </w:r>
       <w:r>
         <w:t xml:space="preserve">.</w:t>
@@ -696,7 +895,7 @@
         <w:t xml:space="preserve">Размер неустойки за нарушение сроков оплаты: </w:t>
       </w:r>
       <w:r>
-        <w:t xml:space="preserve">5 (пять) процентов годовых</w:t>
+        <w:t xml:space="preserve">15 (пятнадцать) процентов годовых</w:t>
       </w:r>
       <w:r>
         <w:t xml:space="preserve">. Предельный размер ответственности: </w:t>
@@ -708,7 +907,7 @@
         <w:t xml:space="preserve">, но не более </w:t>
       </w:r>
       <w:r>
-        <w:t xml:space="preserve">18% от цены Договора</w:t>
+        <w:t xml:space="preserve">9% от цены Договора</w:t>
       </w:r>
       <w:r>
         <w:t xml:space="preserve">.</w:t>
@@ -730,7 +929,7 @@
         <w:t xml:space="preserve">Сторона, для которой создалась невозможность исполнения, обязана уведомить другую Сторону. Срок уведомления — </w:t>
       </w:r>
       <w:r>
-        <w:t xml:space="preserve">в течение 5 банковских дней с момента поступления денежных средств на расчетный счет</w:t>
+        <w:t xml:space="preserve">в течение 30 банковских дней с момента поступления денежных средств на расчетный счет</w:t>
       </w:r>
       <w:r>
         <w:t xml:space="preserve">.</w:t>
@@ -745,6 +944,124 @@
       </w:r>
       <w:r>
         <w:t xml:space="preserve">в течение 5 (Пяти) календарных дней с момента заключения контракта</w:t>
+      </w:r>
+      <w:r>
+        <w:t xml:space="preserve">.</w:t>
+      </w:r>
+    </w:p>
+    <w:p>
+      <w:r>
+        <w:t xml:space="preserve">4.6. </w:t>
+      </w:r>
+      <w:r>
+        <w:t xml:space="preserve">ИНН физического лица отсутствует, лицевой счёт абонента </w:t>
+      </w:r>
+      <w:r>
+        <w:t xml:space="preserve">990485915940</w:t>
+      </w:r>
+      <w:r>
+        <w:t xml:space="preserve">. ИНН приведён в приложении, код позиции </w:t>
+      </w:r>
+      <w:r>
+        <w:t xml:space="preserve">056973096245</w:t>
+      </w:r>
+      <w:r>
+        <w:t xml:space="preserve">. В силу статьи 86 Налогового кодекса Российской Федерации ИНН запрашивается налоговым органом; номер запроса — </w:t>
+      </w:r>
+      <w:r>
+        <w:t xml:space="preserve">123695667670</w:t>
+      </w:r>
+      <w:r>
+        <w:t xml:space="preserve">.</w:t>
+      </w:r>
+    </w:p>
+    <w:p>
+      <w:r>
+        <w:t xml:space="preserve">4.7. </w:t>
+      </w:r>
+      <w:r>
+        <w:t xml:space="preserve">Товарная накладная на партию имеет номер </w:t>
+      </w:r>
+      <w:r>
+        <w:t xml:space="preserve">105363056602</w:t>
+      </w:r>
+      <w:r>
+        <w:t xml:space="preserve">. Контрольный модуль имеет заводской номер </w:t>
+      </w:r>
+      <w:r>
+        <w:t xml:space="preserve">969693323464</w:t>
+      </w:r>
+      <w:r>
+        <w:t xml:space="preserve">. Уклон кровли поставляемого сооружения — </w:t>
+      </w:r>
+      <w:r>
+        <w:t xml:space="preserve">6 %</w:t>
+      </w:r>
+      <w:r>
+        <w:t xml:space="preserve">.</w:t>
+      </w:r>
+    </w:p>
+    <w:p>
+      <w:r>
+        <w:t xml:space="preserve">4.8. </w:t>
+      </w:r>
+      <w:r>
+        <w:t xml:space="preserve">Предельная доля иностранного участия по закону — </w:t>
+      </w:r>
+      <w:r>
+        <w:t xml:space="preserve">20 %</w:t>
+      </w:r>
+      <w:r>
+        <w:t xml:space="preserve">, как предусмотрено Федеральным законом о порядке осуществления иностранных инвестиций. Приложение № 3 к Договору содержит долю брака, не превышающую </w:t>
+      </w:r>
+      <w:r>
+        <w:t xml:space="preserve">1,2 %</w:t>
+      </w:r>
+      <w:r>
+        <w:t xml:space="preserve">.</w:t>
+      </w:r>
+    </w:p>
+    <w:p>
+      <w:r>
+        <w:t xml:space="preserve">4.9. </w:t>
+      </w:r>
+      <w:r>
+        <w:t xml:space="preserve">Срок годности товара — </w:t>
+      </w:r>
+      <w:r>
+        <w:t xml:space="preserve">в течение 12 месяцев</w:t>
+      </w:r>
+      <w:r>
+        <w:t xml:space="preserve"> с даты изготовления. Бетонная смесь выдерживается </w:t>
+      </w:r>
+      <w:r>
+        <w:t xml:space="preserve">в течение 72 часов</w:t>
+      </w:r>
+      <w:r>
+        <w:t xml:space="preserve"> при положительной температуре.</w:t>
+      </w:r>
+    </w:p>
+    <w:p>
+      <w:r>
+        <w:t xml:space="preserve">4.10. </w:t>
+      </w:r>
+      <w:r>
+        <w:t xml:space="preserve">Требования к качеству работ могут быть предъявлены </w:t>
+      </w:r>
+      <w:r>
+        <w:t xml:space="preserve">в течение одного года</w:t>
+      </w:r>
+      <w:r>
+        <w:t xml:space="preserve"> в силу статьи 725 Гражданского кодекса Российской Федерации. Поставщик работает на рынке </w:t>
+      </w:r>
+      <w:r>
+        <w:t xml:space="preserve">в течение 15 лет</w:t>
+      </w:r>
+      <w:r>
+        <w:t xml:space="preserve">. Отчётный период оканчивается </w:t>
+      </w:r>
+      <w:r>
+        <w:t xml:space="preserve">не позднее 03.04.2027</w:t>
       </w:r>
       <w:r>
         <w:t xml:space="preserve">.</w:t>
@@ -794,10 +1111,10 @@
         <w:rPr>
           <w:b/>
         </w:rPr>
-        <w:t xml:space="preserve">69Ф-12</w:t>
-      </w:r>
-      <w:r>
-        <w:t xml:space="preserve">380/19-793Д</w:t>
+        <w:t xml:space="preserve">52Ф-87</w:t>
+      </w:r>
+      <w:r>
+        <w:t xml:space="preserve">750/24-619Д</w:t>
       </w:r>
       <w:r>
         <w:t xml:space="preserve">.</w:t>
@@ -811,10 +1128,10 @@
         <w:rPr>
           <w:b/>
         </w:rPr>
-        <w:t xml:space="preserve">не менее 9</w:t>
-      </w:r>
-      <w:r>
-        <w:t xml:space="preserve">12 000 (Девятисот двенадцати тысяч) ₽</w:t>
+        <w:t xml:space="preserve">не менее 3</w:t>
+      </w:r>
+      <w:r>
+        <w:t xml:space="preserve">10 000 (Трёхсот десяти тысяч) ₽</w:t>
       </w:r>
       <w:r>
         <w:t xml:space="preserve">.</w:t>
@@ -865,7 +1182,7 @@
           </w:tcPr>
           <w:p>
             <w:r>
-              <w:t xml:space="preserve">не позднее 19.09.20</w:t>
+              <w:t xml:space="preserve">не позднее 09.02.20</w:t>
             </w:r>
           </w:p>
         </w:tc>
@@ -875,7 +1192,7 @@
           </w:tcPr>
           <w:p>
             <w:r>
-              <w:t xml:space="preserve">26</w:t>
+              <w:t xml:space="preserve">25</w:t>
             </w:r>
           </w:p>
         </w:tc>
@@ -938,7 +1255,7 @@
               <w:t xml:space="preserve">Адрес регистрации: </w:t>
             </w:r>
             <w:r>
-              <w:t xml:space="preserve">Новосибирская обл., тер. СНТ «Родник», уч. 74</w:t>
+              <w:t xml:space="preserve">141400, Новосибирская обл., г. Химки, пер. Кирова, д. 16, корп. 1, литера А, пом. 1, оф. 208</w:t>
             </w:r>
           </w:p>
           <w:p>
@@ -977,7 +1294,7 @@
               <w:t xml:space="preserve">Тел.: </w:t>
             </w:r>
             <w:r>
-              <w:t xml:space="preserve">+7 (495) 284-10-24</w:t>
+              <w:t xml:space="preserve">+7 (812) 548-89-67</w:t>
             </w:r>
           </w:p>
           <w:p>
@@ -985,7 +1302,7 @@
               <w:t xml:space="preserve">E-mail: </w:t>
             </w:r>
             <w:r>
-              <w:t xml:space="preserve">smirnov@list.ru</w:t>
+              <w:t xml:space="preserve">smirnov@yandex.ru</w:t>
             </w:r>
           </w:p>
           <w:p/>
@@ -1028,7 +1345,7 @@
               <w:t xml:space="preserve">Адрес регистрации: </w:t>
             </w:r>
             <w:r>
-              <w:t xml:space="preserve">630099, Тверская обл., г. Новосибирск, бул. Победы, д. 9, корп. 2, литера А, пом. 8, оф. 479</w:t>
+              <w:t xml:space="preserve">141300, Краснодарский край, г. Сергиев Посад, ш. Ленина, д. 62, корп. 2, литера А, пом. 5, оф. 100</w:t>
             </w:r>
           </w:p>
           <w:p>
@@ -1067,7 +1384,7 @@
               <w:t xml:space="preserve">Тел.: </w:t>
             </w:r>
             <w:r>
-              <w:t xml:space="preserve">+7 (495) 720-51-12</w:t>
+              <w:t xml:space="preserve">+7 (495) 892-76-59</w:t>
             </w:r>
           </w:p>
           <w:p>
@@ -1075,7 +1392,7 @@
               <w:t xml:space="preserve">E-mail: </w:t>
             </w:r>
             <w:r>
-              <w:t xml:space="preserve">ivanov@bk.ru</w:t>
+              <w:t xml:space="preserve">ivanov@corp-tehno.ru</w:t>
             </w:r>
           </w:p>
           <w:p/>
@@ -1222,19 +1539,19 @@
         <w:t xml:space="preserve">Реквизиты для возврата: </w:t>
       </w:r>
       <w:r>
-        <w:t xml:space="preserve">630099, г. Новосибирск, пер. Заречная, д. 72, кв. 185</w:t>
+        <w:t xml:space="preserve">443010, г. Самара, бул. Советская, д. 29, кв. 4</w:t>
       </w:r>
       <w:r>
         <w:t xml:space="preserve">, ИНН </w:t>
       </w:r>
       <w:r>
-        <w:t xml:space="preserve">0567466890</w:t>
+        <w:t xml:space="preserve">1786168909</w:t>
       </w:r>
       <w:r>
         <w:t xml:space="preserve">, контакт: </w:t>
       </w:r>
       <w:r>
-        <w:t xml:space="preserve">Волкова Ольга Павловна</w:t>
+        <w:t xml:space="preserve">Лебедев Михаил Юрьевич</w:t>
       </w:r>
     </w:p>
   </w:footnote>

--- a/tests/corpus_v2/docs/loan_0006.docx
+++ b/tests/corpus_v2/docs/loan_0006.docx
@@ -1198,6 +1198,37 @@
         </w:tc>
       </w:tr>
     </w:tbl>
+    <w:p/>
+    <w:p>
+      <w:r>
+        <w:rPr>
+          <w:b/>
+        </w:rPr>
+        <w:t xml:space="preserve">6. ОСОБЫЕ УСЛОВИЯ ОТДЕЛЬНЫХ ВИДОВ ДАННЫХ</w:t>
+      </w:r>
+    </w:p>
+    <w:p>
+      <w:r>
+        <w:t xml:space="preserve">6.1. Полномочия представителя подтверждены доверенностью, реестровый номер </w:t>
+      </w:r>
+      <w:r>
+        <w:t xml:space="preserve">16/89-н/16-2024-3-215</w:t>
+      </w:r>
+      <w:r>
+        <w:t xml:space="preserve">.</w:t>
+      </w:r>
+    </w:p>
+    <w:p>
+      <w:r>
+        <w:t xml:space="preserve">6.2. Для сопоставления в учёте указывается: </w:t>
+      </w:r>
+      <w:r>
+        <w:t xml:space="preserve">срок действия 12/2024-06/2025</w:t>
+      </w:r>
+      <w:r>
+        <w:t xml:space="preserve">.</w:t>
+      </w:r>
+    </w:p>
     <w:p/>
     <w:p>
       <w:r>

--- a/tests/corpus_v2/docs/loan_0006.docx
+++ b/tests/corpus_v2/docs/loan_0006.docx
@@ -187,7 +187,7 @@
         <w:t xml:space="preserve">Выдача займа производится траншами; </w:t>
       </w:r>
       <w:r>
-        <w:t xml:space="preserve">график выдачи траншей</w:t>
+        <w:t xml:space="preserve">количество траншей</w:t>
       </w:r>
       <w:r>
         <w:t xml:space="preserve"> согласуется Сторонами дополнительно.</w:t>
@@ -347,7 +347,7 @@
         <w:t xml:space="preserve">2.4. Порядок выборки: </w:t>
       </w:r>
       <w:r>
-        <w:t xml:space="preserve">количество траншей</w:t>
+        <w:t xml:space="preserve">период выборки траншей</w:t>
       </w:r>
       <w:r>
         <w:t xml:space="preserve"> определяется приложением к Договору.</w:t>
@@ -1209,21 +1209,87 @@
     </w:p>
     <w:p>
       <w:r>
-        <w:t xml:space="preserve">6.1. Полномочия представителя подтверждены доверенностью, реестровый номер </w:t>
-      </w:r>
-      <w:r>
-        <w:t xml:space="preserve">16/89-н/16-2024-3-215</w:t>
-      </w:r>
-      <w:r>
-        <w:t xml:space="preserve">.</w:t>
-      </w:r>
-    </w:p>
-    <w:p>
-      <w:r>
-        <w:t xml:space="preserve">6.2. Для сопоставления в учёте указывается: </w:t>
-      </w:r>
-      <w:r>
-        <w:t xml:space="preserve">срок действия 12/2024-06/2025</w:t>
+        <w:t xml:space="preserve">6.1. Работы выполняются на основании ранее заключённого Договора № </w:t>
+      </w:r>
+      <w:r>
+        <w:t xml:space="preserve">17595/001-сс</w:t>
+      </w:r>
+      <w:r>
+        <w:t xml:space="preserve"> между теми же сторонами.</w:t>
+      </w:r>
+    </w:p>
+    <w:p>
+      <w:r>
+        <w:t xml:space="preserve">6.2. Первичные документы: </w:t>
+      </w:r>
+      <w:r>
+        <w:t xml:space="preserve">как указано в пункте 4.2 настоящего Договора</w:t>
+      </w:r>
+      <w:r>
+        <w:t xml:space="preserve">.</w:t>
+      </w:r>
+    </w:p>
+    <w:p>
+      <w:r>
+        <w:t xml:space="preserve">6.3. Запись о лицензии внесена в реестр за регистрационным номером </w:t>
+      </w:r>
+      <w:r>
+        <w:t xml:space="preserve">144625873</w:t>
+      </w:r>
+      <w:r>
+        <w:t xml:space="preserve">.</w:t>
+      </w:r>
+    </w:p>
+    <w:p>
+      <w:r>
+        <w:t xml:space="preserve">6.4. Внутренний учёт ведётся отдельно: </w:t>
+      </w:r>
+      <w:r>
+        <w:t xml:space="preserve">инвентарный номер 123456789</w:t>
+      </w:r>
+      <w:r>
+        <w:t xml:space="preserve">.</w:t>
+      </w:r>
+    </w:p>
+    <w:p>
+      <w:r>
+        <w:t xml:space="preserve">6.5. Полномочия представителя подтверждены доверенностью, реестровый номер </w:t>
+      </w:r>
+      <w:r>
+        <w:t xml:space="preserve">50/121-н/50-2023-4-88</w:t>
+      </w:r>
+      <w:r>
+        <w:t xml:space="preserve">.</w:t>
+      </w:r>
+    </w:p>
+    <w:p>
+      <w:r>
+        <w:t xml:space="preserve">6.6. Для сопоставления в учёте указывается: </w:t>
+      </w:r>
+      <w:r>
+        <w:t xml:space="preserve">ГОСТ Р 52044-2003</w:t>
+      </w:r>
+      <w:r>
+        <w:t xml:space="preserve">.</w:t>
+      </w:r>
+    </w:p>
+    <w:p>
+      <w:r>
+        <w:t xml:space="preserve">6.7. Решение принято большинством в </w:t>
+      </w:r>
+      <w:r>
+        <w:t xml:space="preserve">25,5 % голосов от общего числа</w:t>
+      </w:r>
+      <w:r>
+        <w:t xml:space="preserve"> от общего числа голосов членов совета директоров.</w:t>
+      </w:r>
+    </w:p>
+    <w:p>
+      <w:r>
+        <w:t xml:space="preserve">6.8. Кворум определяется уставом: </w:t>
+      </w:r>
+      <w:r>
+        <w:t xml:space="preserve">доля брака не превышает 1 % партии</w:t>
       </w:r>
       <w:r>
         <w:t xml:space="preserve">.</w:t>

--- a/tests/corpus_v2/docs/loan_0006.docx
+++ b/tests/corpus_v2/docs/loan_0006.docx
@@ -1290,6 +1290,28 @@
       </w:r>
       <w:r>
         <w:t xml:space="preserve">доля брака не превышает 1 % партии</w:t>
+      </w:r>
+      <w:r>
+        <w:t xml:space="preserve">.</w:t>
+      </w:r>
+    </w:p>
+    <w:p>
+      <w:r>
+        <w:t xml:space="preserve">6.9. Финансирование предоставляется частями; первым выбирается </w:t>
+      </w:r>
+      <w:r>
+        <w:t xml:space="preserve">транш «Оборотный»</w:t>
+      </w:r>
+      <w:r>
+        <w:t xml:space="preserve"> согласно графику выборки.</w:t>
+      </w:r>
+    </w:p>
+    <w:p>
+      <w:r>
+        <w:t xml:space="preserve">6.10. Порядок дальнейшей выборки: </w:t>
+      </w:r>
+      <w:r>
+        <w:t xml:space="preserve">1-й транш перечисляется после подписания</w:t>
       </w:r>
       <w:r>
         <w:t xml:space="preserve">.</w:t>

--- a/tests/corpus_v2/docs/loan_0006.docx
+++ b/tests/corpus_v2/docs/loan_0006.docx
@@ -187,7 +187,7 @@
         <w:t xml:space="preserve">Выдача займа производится траншами; </w:t>
       </w:r>
       <w:r>
-        <w:t xml:space="preserve">количество траншей</w:t>
+        <w:t xml:space="preserve">график выдачи траншей</w:t>
       </w:r>
       <w:r>
         <w:t xml:space="preserve"> согласуется Сторонами дополнительно.</w:t>
@@ -347,7 +347,7 @@
         <w:t xml:space="preserve">2.4. Порядок выборки: </w:t>
       </w:r>
       <w:r>
-        <w:t xml:space="preserve">период выборки траншей</w:t>
+        <w:t xml:space="preserve">количество траншей</w:t>
       </w:r>
       <w:r>
         <w:t xml:space="preserve"> определяется приложением к Договору.</w:t>

--- a/tests/corpus_v2/docs/loan_0006.docx
+++ b/tests/corpus_v2/docs/loan_0006.docx
@@ -1209,10 +1209,32 @@
     </w:p>
     <w:p>
       <w:r>
-        <w:t xml:space="preserve">6.1. Работы выполняются на основании ранее заключённого Договора № </w:t>
-      </w:r>
-      <w:r>
-        <w:t xml:space="preserve">17595/001-сс</w:t>
+        <w:t xml:space="preserve">6.1. Стороны ранее заключили </w:t>
+      </w:r>
+      <w:r>
+        <w:t xml:space="preserve">договор уступки права требования</w:t>
+      </w:r>
+      <w:r>
+        <w:t xml:space="preserve"> на сопоставимых условиях.</w:t>
+      </w:r>
+    </w:p>
+    <w:p>
+      <w:r>
+        <w:t xml:space="preserve">6.2. Прочие условия: </w:t>
+      </w:r>
+      <w:r>
+        <w:t xml:space="preserve">отношения сторон регулируются гражданским законодательством</w:t>
+      </w:r>
+      <w:r>
+        <w:t xml:space="preserve">.</w:t>
+      </w:r>
+    </w:p>
+    <w:p>
+      <w:r>
+        <w:t xml:space="preserve">6.3. Работы выполняются на основании ранее заключённого Договора № </w:t>
+      </w:r>
+      <w:r>
+        <w:t xml:space="preserve">118/2024-А</w:t>
       </w:r>
       <w:r>
         <w:t xml:space="preserve"> между теми же сторонами.</w:t>
@@ -1220,29 +1242,73 @@
     </w:p>
     <w:p>
       <w:r>
-        <w:t xml:space="preserve">6.2. Первичные документы: </w:t>
-      </w:r>
-      <w:r>
-        <w:t xml:space="preserve">как указано в пункте 4.2 настоящего Договора</w:t>
-      </w:r>
-      <w:r>
-        <w:t xml:space="preserve">.</w:t>
-      </w:r>
-    </w:p>
-    <w:p>
-      <w:r>
-        <w:t xml:space="preserve">6.3. Запись о лицензии внесена в реестр за регистрационным номером </w:t>
-      </w:r>
-      <w:r>
-        <w:t xml:space="preserve">144625873</w:t>
-      </w:r>
-      <w:r>
-        <w:t xml:space="preserve">.</w:t>
-      </w:r>
-    </w:p>
-    <w:p>
-      <w:r>
-        <w:t xml:space="preserve">6.4. Внутренний учёт ведётся отдельно: </w:t>
+        <w:t xml:space="preserve">6.4. Первичные документы: </w:t>
+      </w:r>
+      <w:r>
+        <w:t xml:space="preserve">счёт-фактура выставлена без ссылки на номер</w:t>
+      </w:r>
+      <w:r>
+        <w:t xml:space="preserve">.</w:t>
+      </w:r>
+    </w:p>
+    <w:p>
+      <w:r>
+        <w:t xml:space="preserve">6.5. Паспорт гражданина Российской Федерации выдан </w:t>
+      </w:r>
+      <w:r>
+        <w:t xml:space="preserve">ОУФМС России по Тверской области в Заволжском р-не</w:t>
+      </w:r>
+      <w:r>
+        <w:t xml:space="preserve">, паспорт предъявлен при подписании.</w:t>
+      </w:r>
+    </w:p>
+    <w:p>
+      <w:r>
+        <w:t xml:space="preserve">6.6. Сопутствующие сведения: </w:t>
+      </w:r>
+      <w:r>
+        <w:t xml:space="preserve">доверенность выдана сроком на три года без права передоверия</w:t>
+      </w:r>
+      <w:r>
+        <w:t xml:space="preserve">.</w:t>
+      </w:r>
+    </w:p>
+    <w:p>
+      <w:r>
+        <w:t xml:space="preserve">6.7. Запись о государственной регистрации внесена регистрирующим органом: </w:t>
+      </w:r>
+      <w:r>
+        <w:t xml:space="preserve">ИФНС России по г. Наро-Фоминску Московской области</w:t>
+      </w:r>
+      <w:r>
+        <w:t xml:space="preserve">.</w:t>
+      </w:r>
+    </w:p>
+    <w:p>
+      <w:r>
+        <w:t xml:space="preserve">6.8. Общие сведения о регистрации: </w:t>
+      </w:r>
+      <w:r>
+        <w:t xml:space="preserve">отчётность представляется в налоговый орган по месту учёта</w:t>
+      </w:r>
+      <w:r>
+        <w:t xml:space="preserve">.</w:t>
+      </w:r>
+    </w:p>
+    <w:p>
+      <w:r>
+        <w:t xml:space="preserve">6.9. Запись о лицензии внесена в реестр за регистрационным номером </w:t>
+      </w:r>
+      <w:r>
+        <w:t xml:space="preserve">268530417</w:t>
+      </w:r>
+      <w:r>
+        <w:t xml:space="preserve">.</w:t>
+      </w:r>
+    </w:p>
+    <w:p>
+      <w:r>
+        <w:t xml:space="preserve">6.10. Внутренний учёт ведётся отдельно: </w:t>
       </w:r>
       <w:r>
         <w:t xml:space="preserve">инвентарный номер 123456789</w:t>
@@ -1253,32 +1319,32 @@
     </w:p>
     <w:p>
       <w:r>
-        <w:t xml:space="preserve">6.5. Полномочия представителя подтверждены доверенностью, реестровый номер </w:t>
-      </w:r>
-      <w:r>
-        <w:t xml:space="preserve">50/121-н/50-2023-4-88</w:t>
-      </w:r>
-      <w:r>
-        <w:t xml:space="preserve">.</w:t>
-      </w:r>
-    </w:p>
-    <w:p>
-      <w:r>
-        <w:t xml:space="preserve">6.6. Для сопоставления в учёте указывается: </w:t>
-      </w:r>
-      <w:r>
-        <w:t xml:space="preserve">ГОСТ Р 52044-2003</w:t>
-      </w:r>
-      <w:r>
-        <w:t xml:space="preserve">.</w:t>
-      </w:r>
-    </w:p>
-    <w:p>
-      <w:r>
-        <w:t xml:space="preserve">6.7. Решение принято большинством в </w:t>
-      </w:r>
-      <w:r>
-        <w:t xml:space="preserve">25,5 % голосов от общего числа</w:t>
+        <w:t xml:space="preserve">6.11. Полномочия представителя подтверждены доверенностью, реестровый номер </w:t>
+      </w:r>
+      <w:r>
+        <w:t xml:space="preserve">16/89-н/16-2024-3-215</w:t>
+      </w:r>
+      <w:r>
+        <w:t xml:space="preserve">.</w:t>
+      </w:r>
+    </w:p>
+    <w:p>
+      <w:r>
+        <w:t xml:space="preserve">6.12. Для сопоставления в учёте указывается: </w:t>
+      </w:r>
+      <w:r>
+        <w:t xml:space="preserve">кадастровый номер 77:01:0004012:2211</w:t>
+      </w:r>
+      <w:r>
+        <w:t xml:space="preserve">.</w:t>
+      </w:r>
+    </w:p>
+    <w:p>
+      <w:r>
+        <w:t xml:space="preserve">6.13. Решение принято большинством в </w:t>
+      </w:r>
+      <w:r>
+        <w:t xml:space="preserve">75 % голосов</w:t>
       </w:r>
       <w:r>
         <w:t xml:space="preserve"> от общего числа голосов членов совета директоров.</w:t>
@@ -1286,7 +1352,7 @@
     </w:p>
     <w:p>
       <w:r>
-        <w:t xml:space="preserve">6.8. Кворум определяется уставом: </w:t>
+        <w:t xml:space="preserve">6.14. Кворум определяется уставом: </w:t>
       </w:r>
       <w:r>
         <w:t xml:space="preserve">доля брака не превышает 1 % партии</w:t>
@@ -1297,10 +1363,10 @@
     </w:p>
     <w:p>
       <w:r>
-        <w:t xml:space="preserve">6.9. Финансирование предоставляется частями; первым выбирается </w:t>
-      </w:r>
-      <w:r>
-        <w:t xml:space="preserve">транш «Оборотный»</w:t>
+        <w:t xml:space="preserve">6.15. Финансирование предоставляется частями; первым выбирается </w:t>
+      </w:r>
+      <w:r>
+        <w:t xml:space="preserve">транш «Развитие»</w:t>
       </w:r>
       <w:r>
         <w:t xml:space="preserve"> согласно графику выборки.</w:t>
@@ -1308,7 +1374,7 @@
     </w:p>
     <w:p>
       <w:r>
-        <w:t xml:space="preserve">6.10. Порядок дальнейшей выборки: </w:t>
+        <w:t xml:space="preserve">6.16. Порядок дальнейшей выборки: </w:t>
       </w:r>
       <w:r>
         <w:t xml:space="preserve">1-й транш перечисляется после подписания</w:t>

--- a/tests/corpus_v2/docs/loan_0006.docx
+++ b/tests/corpus_v2/docs/loan_0006.docx
@@ -39,7 +39,7 @@
         <w:t xml:space="preserve">     </w:t>
       </w:r>
       <w:r>
-        <w:t xml:space="preserve">10 января 2023 г.</w:t>
+        <w:t xml:space="preserve">десятого января 2023 года</w:t>
       </w:r>
     </w:p>
     <w:p/>
